--- a/AWS-NOTES/VPC - Virtual Private Cloud (1).docx
+++ b/AWS-NOTES/VPC - Virtual Private Cloud (1).docx
@@ -16,13 +16,13 @@
           <w:szCs w:val="20"/>
         </w:rPr>
         <w:drawing>
-          <wp:anchor distT="0" distB="0" distL="0" distR="0" simplePos="0" relativeHeight="251660800" behindDoc="1" locked="0" layoutInCell="1" allowOverlap="1" wp14:anchorId="2C478A8F" wp14:editId="4EC91F7B">
+          <wp:anchor distT="0" distB="0" distL="0" distR="0" simplePos="0" relativeHeight="251660800" behindDoc="1" locked="0" layoutInCell="1" allowOverlap="1" wp14:anchorId="2C478A8F" wp14:editId="547900EF">
             <wp:simplePos x="0" y="0"/>
             <wp:positionH relativeFrom="page">
-              <wp:posOffset>4132580</wp:posOffset>
+              <wp:posOffset>1881749</wp:posOffset>
             </wp:positionH>
             <wp:positionV relativeFrom="paragraph">
-              <wp:posOffset>287020</wp:posOffset>
+              <wp:posOffset>270510</wp:posOffset>
             </wp:positionV>
             <wp:extent cx="3639820" cy="16510"/>
             <wp:effectExtent l="0" t="0" r="0" b="0"/>
@@ -105,6 +105,17 @@
     <w:p>
       <w:pPr>
         <w:pStyle w:val="BodyText"/>
+        <w:spacing w:before="52"/>
+        <w:ind w:left="360" w:firstLine="0"/>
+        <w:rPr>
+          <w:b/>
+          <w:bCs/>
+        </w:rPr>
+      </w:pPr>
+    </w:p>
+    <w:p>
+      <w:pPr>
+        <w:pStyle w:val="BodyText"/>
         <w:numPr>
           <w:ilvl w:val="0"/>
           <w:numId w:val="39"/>
@@ -113,15 +124,30 @@
         <w:rPr>
           <w:b/>
           <w:bCs/>
+          <w:sz w:val="22"/>
+          <w:szCs w:val="22"/>
         </w:rPr>
       </w:pPr>
       <w:r>
         <w:rPr>
           <w:b/>
           <w:bCs/>
-        </w:rPr>
-        <w:t>What is VPC ?</w:t>
-      </w:r>
+          <w:sz w:val="22"/>
+          <w:szCs w:val="22"/>
+        </w:rPr>
+        <w:t xml:space="preserve">What is </w:t>
+      </w:r>
+      <w:proofErr w:type="gramStart"/>
+      <w:r>
+        <w:rPr>
+          <w:b/>
+          <w:bCs/>
+          <w:sz w:val="22"/>
+          <w:szCs w:val="22"/>
+        </w:rPr>
+        <w:t>VPC ?</w:t>
+      </w:r>
+      <w:proofErr w:type="gramEnd"/>
     </w:p>
     <w:p>
       <w:pPr>
@@ -131,9 +157,65 @@
           <w:numId w:val="38"/>
         </w:numPr>
         <w:spacing w:before="52"/>
-      </w:pPr>
-      <w:r>
-        <w:t xml:space="preserve">A VPC (Virtual Private Cloud) is a private, isolated section of a public cloud where you can run your resources (such as virtual machines, databases, and storage) in a secure and controlled environment. </w:t>
+        <w:rPr>
+          <w:sz w:val="22"/>
+          <w:szCs w:val="22"/>
+        </w:rPr>
+      </w:pPr>
+      <w:r>
+        <w:rPr>
+          <w:sz w:val="22"/>
+          <w:szCs w:val="22"/>
+        </w:rPr>
+        <w:t xml:space="preserve">A </w:t>
+      </w:r>
+      <w:r>
+        <w:rPr>
+          <w:b/>
+          <w:bCs/>
+          <w:sz w:val="22"/>
+          <w:szCs w:val="22"/>
+        </w:rPr>
+        <w:t>VPC</w:t>
+      </w:r>
+      <w:r>
+        <w:rPr>
+          <w:sz w:val="22"/>
+          <w:szCs w:val="22"/>
+        </w:rPr>
+        <w:t xml:space="preserve"> (Virtual Private Cloud) is a </w:t>
+      </w:r>
+      <w:r>
+        <w:rPr>
+          <w:b/>
+          <w:bCs/>
+          <w:sz w:val="22"/>
+          <w:szCs w:val="22"/>
+        </w:rPr>
+        <w:t>private, isolated section of a public cloud</w:t>
+      </w:r>
+      <w:r>
+        <w:rPr>
+          <w:sz w:val="22"/>
+          <w:szCs w:val="22"/>
+        </w:rPr>
+        <w:t xml:space="preserve"> where you can run your resources (such as virtual machines, databases, and storage) in a </w:t>
+      </w:r>
+      <w:r>
+        <w:rPr>
+          <w:b/>
+          <w:bCs/>
+          <w:sz w:val="22"/>
+          <w:szCs w:val="22"/>
+        </w:rPr>
+        <w:t>secure</w:t>
+      </w:r>
+      <w:r>
+        <w:rPr>
+          <w:sz w:val="22"/>
+          <w:szCs w:val="22"/>
+        </w:rPr>
+        <w:t xml:space="preserve"> and controlled environment. </w:t>
       </w:r>
     </w:p>
     <w:p>
@@ -147,34 +229,51 @@
         <w:rPr>
           <w:b/>
           <w:bCs/>
-        </w:rPr>
-      </w:pPr>
-      <w:r>
+          <w:sz w:val="22"/>
+          <w:szCs w:val="22"/>
+        </w:rPr>
+      </w:pPr>
+      <w:r>
+        <w:rPr>
+          <w:sz w:val="22"/>
+          <w:szCs w:val="22"/>
+        </w:rPr>
         <w:t xml:space="preserve">It is commonly used in cloud platforms like </w:t>
       </w:r>
       <w:r>
         <w:rPr>
           <w:b/>
           <w:bCs/>
+          <w:sz w:val="22"/>
+          <w:szCs w:val="22"/>
         </w:rPr>
         <w:t>AWS (Amazon Web Services), Google Cloud Platform (GCP),</w:t>
       </w:r>
       <w:r>
+        <w:rPr>
+          <w:sz w:val="22"/>
+          <w:szCs w:val="22"/>
+        </w:rPr>
         <w:t xml:space="preserve"> and </w:t>
       </w:r>
       <w:r>
         <w:rPr>
           <w:b/>
           <w:bCs/>
+          <w:sz w:val="22"/>
+          <w:szCs w:val="22"/>
         </w:rPr>
         <w:t>Microsoft Azure.</w:t>
       </w:r>
     </w:p>
     <w:p>
       <w:pPr>
-        <w:rPr>
-          <w:i/>
-          <w:iCs/>
+        <w:pStyle w:val="ListParagraph"/>
+        <w:numPr>
+          <w:ilvl w:val="0"/>
+          <w:numId w:val="40"/>
+        </w:numPr>
+        <w:rPr>
           <w:spacing w:val="-5"/>
           <w:sz w:val="20"/>
           <w:szCs w:val="20"/>
@@ -182,17 +281,13 @@
       </w:pPr>
       <w:r>
         <w:rPr>
-          <w:i/>
-          <w:iCs/>
-          <w:sz w:val="20"/>
-          <w:szCs w:val="20"/>
-        </w:rPr>
-        <w:t xml:space="preserve">      Managed</w:t>
-      </w:r>
-      <w:r>
-        <w:rPr>
-          <w:i/>
-          <w:iCs/>
+          <w:sz w:val="20"/>
+          <w:szCs w:val="20"/>
+        </w:rPr>
+        <w:t>Managed</w:t>
+      </w:r>
+      <w:r>
+        <w:rPr>
           <w:spacing w:val="3"/>
           <w:sz w:val="20"/>
           <w:szCs w:val="20"/>
@@ -201,8 +296,6 @@
       </w:r>
       <w:r>
         <w:rPr>
-          <w:i/>
-          <w:iCs/>
           <w:sz w:val="20"/>
           <w:szCs w:val="20"/>
         </w:rPr>
@@ -210,8 +303,6 @@
       </w:r>
       <w:r>
         <w:rPr>
-          <w:i/>
-          <w:iCs/>
           <w:spacing w:val="-6"/>
           <w:sz w:val="20"/>
           <w:szCs w:val="20"/>
@@ -220,8 +311,6 @@
       </w:r>
       <w:r>
         <w:rPr>
-          <w:i/>
-          <w:iCs/>
           <w:sz w:val="20"/>
           <w:szCs w:val="20"/>
         </w:rPr>
@@ -229,8 +318,6 @@
       </w:r>
       <w:r>
         <w:rPr>
-          <w:i/>
-          <w:iCs/>
           <w:spacing w:val="-1"/>
           <w:sz w:val="20"/>
           <w:szCs w:val="20"/>
@@ -239,8 +326,6 @@
       </w:r>
       <w:r>
         <w:rPr>
-          <w:i/>
-          <w:iCs/>
           <w:sz w:val="20"/>
           <w:szCs w:val="20"/>
         </w:rPr>
@@ -248,8 +333,6 @@
       </w:r>
       <w:r>
         <w:rPr>
-          <w:i/>
-          <w:iCs/>
           <w:spacing w:val="1"/>
           <w:sz w:val="20"/>
           <w:szCs w:val="20"/>
@@ -258,8 +341,6 @@
       </w:r>
       <w:r>
         <w:rPr>
-          <w:i/>
-          <w:iCs/>
           <w:sz w:val="20"/>
           <w:szCs w:val="20"/>
         </w:rPr>
@@ -267,8 +348,6 @@
       </w:r>
       <w:r>
         <w:rPr>
-          <w:i/>
-          <w:iCs/>
           <w:spacing w:val="-6"/>
           <w:sz w:val="20"/>
           <w:szCs w:val="20"/>
@@ -277,8 +356,6 @@
       </w:r>
       <w:r>
         <w:rPr>
-          <w:i/>
-          <w:iCs/>
           <w:sz w:val="20"/>
           <w:szCs w:val="20"/>
         </w:rPr>
@@ -286,8 +363,6 @@
       </w:r>
       <w:r>
         <w:rPr>
-          <w:i/>
-          <w:iCs/>
           <w:spacing w:val="-1"/>
           <w:sz w:val="20"/>
           <w:szCs w:val="20"/>
@@ -296,8 +371,6 @@
       </w:r>
       <w:r>
         <w:rPr>
-          <w:i/>
-          <w:iCs/>
           <w:sz w:val="20"/>
           <w:szCs w:val="20"/>
         </w:rPr>
@@ -305,8 +378,6 @@
       </w:r>
       <w:r>
         <w:rPr>
-          <w:i/>
-          <w:iCs/>
           <w:spacing w:val="6"/>
           <w:sz w:val="20"/>
           <w:szCs w:val="20"/>
@@ -315,8 +386,6 @@
       </w:r>
       <w:r>
         <w:rPr>
-          <w:i/>
-          <w:iCs/>
           <w:sz w:val="20"/>
           <w:szCs w:val="20"/>
         </w:rPr>
@@ -324,8 +393,6 @@
       </w:r>
       <w:r>
         <w:rPr>
-          <w:i/>
-          <w:iCs/>
           <w:spacing w:val="-1"/>
           <w:sz w:val="20"/>
           <w:szCs w:val="20"/>
@@ -334,8 +401,6 @@
       </w:r>
       <w:r>
         <w:rPr>
-          <w:i/>
-          <w:iCs/>
           <w:sz w:val="20"/>
           <w:szCs w:val="20"/>
         </w:rPr>
@@ -343,8 +408,6 @@
       </w:r>
       <w:r>
         <w:rPr>
-          <w:i/>
-          <w:iCs/>
           <w:spacing w:val="-5"/>
           <w:sz w:val="20"/>
           <w:szCs w:val="20"/>
@@ -353,8 +416,6 @@
       </w:r>
       <w:r>
         <w:rPr>
-          <w:i/>
-          <w:iCs/>
           <w:sz w:val="20"/>
           <w:szCs w:val="20"/>
         </w:rPr>
@@ -362,8 +423,6 @@
       </w:r>
       <w:r>
         <w:rPr>
-          <w:i/>
-          <w:iCs/>
           <w:spacing w:val="-10"/>
           <w:sz w:val="20"/>
           <w:szCs w:val="20"/>
@@ -372,8 +431,6 @@
       </w:r>
       <w:r>
         <w:rPr>
-          <w:i/>
-          <w:iCs/>
           <w:sz w:val="20"/>
           <w:szCs w:val="20"/>
         </w:rPr>
@@ -381,8 +438,6 @@
       </w:r>
       <w:r>
         <w:rPr>
-          <w:i/>
-          <w:iCs/>
           <w:spacing w:val="-3"/>
           <w:sz w:val="20"/>
           <w:szCs w:val="20"/>
@@ -391,8 +446,6 @@
       </w:r>
       <w:r>
         <w:rPr>
-          <w:i/>
-          <w:iCs/>
           <w:sz w:val="20"/>
           <w:szCs w:val="20"/>
         </w:rPr>
@@ -400,8 +453,6 @@
       </w:r>
       <w:r>
         <w:rPr>
-          <w:i/>
-          <w:iCs/>
           <w:spacing w:val="-5"/>
           <w:sz w:val="20"/>
           <w:szCs w:val="20"/>
@@ -662,60 +713,60 @@
         <w:rPr>
           <w:rFonts w:ascii="Wingdings" w:hAnsi="Wingdings"/>
           <w:b w:val="0"/>
-          <w:sz w:val="20"/>
-          <w:szCs w:val="20"/>
-        </w:rPr>
-      </w:pPr>
-      <w:r>
-        <w:rPr>
-          <w:sz w:val="20"/>
-          <w:szCs w:val="20"/>
+          <w:sz w:val="22"/>
+          <w:szCs w:val="22"/>
+        </w:rPr>
+      </w:pPr>
+      <w:r>
+        <w:rPr>
+          <w:sz w:val="22"/>
+          <w:szCs w:val="22"/>
         </w:rPr>
         <w:t>Why</w:t>
       </w:r>
       <w:r>
         <w:rPr>
           <w:spacing w:val="-4"/>
-          <w:sz w:val="20"/>
-          <w:szCs w:val="20"/>
-        </w:rPr>
-        <w:t xml:space="preserve"> </w:t>
-      </w:r>
-      <w:r>
-        <w:rPr>
-          <w:sz w:val="20"/>
-          <w:szCs w:val="20"/>
+          <w:sz w:val="22"/>
+          <w:szCs w:val="22"/>
+        </w:rPr>
+        <w:t xml:space="preserve"> </w:t>
+      </w:r>
+      <w:r>
+        <w:rPr>
+          <w:sz w:val="22"/>
+          <w:szCs w:val="22"/>
         </w:rPr>
         <w:t>Use</w:t>
       </w:r>
       <w:r>
         <w:rPr>
           <w:spacing w:val="-2"/>
-          <w:sz w:val="20"/>
-          <w:szCs w:val="20"/>
-        </w:rPr>
-        <w:t xml:space="preserve"> </w:t>
-      </w:r>
-      <w:r>
-        <w:rPr>
-          <w:sz w:val="20"/>
-          <w:szCs w:val="20"/>
+          <w:sz w:val="22"/>
+          <w:szCs w:val="22"/>
+        </w:rPr>
+        <w:t xml:space="preserve"> </w:t>
+      </w:r>
+      <w:r>
+        <w:rPr>
+          <w:sz w:val="22"/>
+          <w:szCs w:val="22"/>
         </w:rPr>
         <w:t>a</w:t>
       </w:r>
       <w:r>
         <w:rPr>
           <w:spacing w:val="-3"/>
-          <w:sz w:val="20"/>
-          <w:szCs w:val="20"/>
+          <w:sz w:val="22"/>
+          <w:szCs w:val="22"/>
         </w:rPr>
         <w:t xml:space="preserve"> </w:t>
       </w:r>
       <w:r>
         <w:rPr>
           <w:spacing w:val="-5"/>
-          <w:sz w:val="20"/>
-          <w:szCs w:val="20"/>
+          <w:sz w:val="22"/>
+          <w:szCs w:val="22"/>
         </w:rPr>
         <w:t>VPC</w:t>
       </w:r>
@@ -725,113 +776,29 @@
         <w:pStyle w:val="ListParagraph"/>
         <w:numPr>
           <w:ilvl w:val="1"/>
-          <w:numId w:val="21"/>
-        </w:numPr>
-        <w:tabs>
-          <w:tab w:val="left" w:pos="1463"/>
-        </w:tabs>
-        <w:spacing w:before="281"/>
-        <w:ind w:left="1463" w:hanging="359"/>
-        <w:rPr>
-          <w:sz w:val="20"/>
-        </w:rPr>
-      </w:pPr>
-      <w:r>
-        <w:rPr>
-          <w:sz w:val="20"/>
-        </w:rPr>
-        <w:t>Network</w:t>
-      </w:r>
-      <w:r>
-        <w:rPr>
-          <w:spacing w:val="-6"/>
-          <w:sz w:val="20"/>
-        </w:rPr>
-        <w:t xml:space="preserve"> </w:t>
-      </w:r>
-      <w:r>
-        <w:rPr>
-          <w:spacing w:val="-2"/>
-          <w:sz w:val="20"/>
-        </w:rPr>
-        <w:t>Isolation</w:t>
-      </w:r>
-    </w:p>
-    <w:p>
-      <w:pPr>
-        <w:pStyle w:val="ListParagraph"/>
-        <w:numPr>
-          <w:ilvl w:val="1"/>
-          <w:numId w:val="21"/>
-        </w:numPr>
-        <w:tabs>
-          <w:tab w:val="left" w:pos="1463"/>
-        </w:tabs>
-        <w:ind w:left="1463" w:hanging="359"/>
-        <w:rPr>
-          <w:sz w:val="20"/>
-        </w:rPr>
-      </w:pPr>
-      <w:r>
-        <w:rPr>
-          <w:sz w:val="20"/>
-        </w:rPr>
-        <w:t>Enhanced</w:t>
-      </w:r>
-      <w:r>
-        <w:rPr>
-          <w:spacing w:val="-6"/>
-          <w:sz w:val="20"/>
-        </w:rPr>
-        <w:t xml:space="preserve"> </w:t>
-      </w:r>
-      <w:r>
-        <w:rPr>
-          <w:spacing w:val="-2"/>
-          <w:sz w:val="20"/>
-        </w:rPr>
-        <w:t>Security</w:t>
-      </w:r>
-    </w:p>
-    <w:p>
-      <w:pPr>
-        <w:pStyle w:val="ListParagraph"/>
-        <w:numPr>
-          <w:ilvl w:val="1"/>
-          <w:numId w:val="21"/>
+          <w:numId w:val="45"/>
         </w:numPr>
         <w:tabs>
           <w:tab w:val="left" w:pos="1463"/>
         </w:tabs>
         <w:spacing w:before="1"/>
-        <w:ind w:left="1463" w:hanging="359"/>
-        <w:rPr>
-          <w:sz w:val="20"/>
-        </w:rPr>
-      </w:pPr>
-      <w:r>
-        <w:rPr>
-          <w:sz w:val="20"/>
-        </w:rPr>
-        <w:t>Custom</w:t>
+        <w:rPr>
+          <w:sz w:val="20"/>
+          <w:szCs w:val="20"/>
+        </w:rPr>
+      </w:pPr>
+      <w:r>
+        <w:rPr>
+          <w:sz w:val="20"/>
+          <w:szCs w:val="20"/>
+        </w:rPr>
+        <w:t>Network</w:t>
       </w:r>
       <w:r>
         <w:rPr>
           <w:spacing w:val="-6"/>
           <w:sz w:val="20"/>
-        </w:rPr>
-        <w:t xml:space="preserve"> </w:t>
-      </w:r>
-      <w:r>
-        <w:rPr>
-          <w:sz w:val="20"/>
-        </w:rPr>
-        <w:t>Network</w:t>
-      </w:r>
-      <w:r>
-        <w:rPr>
-          <w:spacing w:val="-7"/>
-          <w:sz w:val="20"/>
+          <w:szCs w:val="20"/>
         </w:rPr>
         <w:t xml:space="preserve"> </w:t>
       </w:r>
@@ -839,8 +806,9 @@
         <w:rPr>
           <w:spacing w:val="-2"/>
           <w:sz w:val="20"/>
-        </w:rPr>
-        <w:t>Configuration</w:t>
+          <w:szCs w:val="20"/>
+        </w:rPr>
+        <w:t>Isolation</w:t>
       </w:r>
     </w:p>
     <w:p>
@@ -848,40 +816,29 @@
         <w:pStyle w:val="ListParagraph"/>
         <w:numPr>
           <w:ilvl w:val="1"/>
-          <w:numId w:val="21"/>
+          <w:numId w:val="45"/>
         </w:numPr>
         <w:tabs>
-          <w:tab w:val="left" w:pos="1463"/>
+          <w:tab w:val="left" w:pos="1464"/>
         </w:tabs>
-        <w:spacing w:line="228" w:lineRule="exact"/>
-        <w:ind w:left="1463" w:hanging="359"/>
-        <w:rPr>
-          <w:sz w:val="20"/>
-        </w:rPr>
-      </w:pPr>
-      <w:r>
-        <w:rPr>
-          <w:sz w:val="20"/>
-        </w:rPr>
-        <w:t>Scalability</w:t>
-      </w:r>
-      <w:r>
-        <w:rPr>
-          <w:spacing w:val="-10"/>
-          <w:sz w:val="20"/>
-        </w:rPr>
-        <w:t xml:space="preserve"> </w:t>
-      </w:r>
-      <w:r>
-        <w:rPr>
-          <w:sz w:val="20"/>
-        </w:rPr>
-        <w:t>and</w:t>
-      </w:r>
-      <w:r>
-        <w:rPr>
-          <w:spacing w:val="-5"/>
-          <w:sz w:val="20"/>
+        <w:spacing w:before="1" w:line="228" w:lineRule="exact"/>
+        <w:rPr>
+          <w:sz w:val="20"/>
+          <w:szCs w:val="20"/>
+        </w:rPr>
+      </w:pPr>
+      <w:r>
+        <w:rPr>
+          <w:sz w:val="20"/>
+          <w:szCs w:val="20"/>
+        </w:rPr>
+        <w:t>Enhanced</w:t>
+      </w:r>
+      <w:r>
+        <w:rPr>
+          <w:spacing w:val="-6"/>
+          <w:sz w:val="20"/>
+          <w:szCs w:val="20"/>
         </w:rPr>
         <w:t xml:space="preserve"> </w:t>
       </w:r>
@@ -889,8 +846,9 @@
         <w:rPr>
           <w:spacing w:val="-2"/>
           <w:sz w:val="20"/>
-        </w:rPr>
-        <w:t>Flexibility</w:t>
+          <w:szCs w:val="20"/>
+        </w:rPr>
+        <w:t>Security</w:t>
       </w:r>
     </w:p>
     <w:p>
@@ -898,53 +856,44 @@
         <w:pStyle w:val="ListParagraph"/>
         <w:numPr>
           <w:ilvl w:val="1"/>
-          <w:numId w:val="21"/>
+          <w:numId w:val="45"/>
         </w:numPr>
         <w:tabs>
-          <w:tab w:val="left" w:pos="1463"/>
+          <w:tab w:val="left" w:pos="1464"/>
         </w:tabs>
-        <w:spacing w:line="228" w:lineRule="exact"/>
-        <w:ind w:left="1463" w:hanging="359"/>
-        <w:rPr>
-          <w:sz w:val="20"/>
-        </w:rPr>
-      </w:pPr>
-      <w:r>
-        <w:rPr>
-          <w:sz w:val="20"/>
-        </w:rPr>
-        <w:t>Internet</w:t>
-      </w:r>
-      <w:r>
-        <w:rPr>
-          <w:spacing w:val="-12"/>
-          <w:sz w:val="20"/>
-        </w:rPr>
-        <w:t xml:space="preserve"> </w:t>
-      </w:r>
-      <w:r>
-        <w:rPr>
-          <w:sz w:val="20"/>
-        </w:rPr>
-        <w:t>and</w:t>
+        <w:spacing w:before="1" w:line="228" w:lineRule="exact"/>
+        <w:rPr>
+          <w:sz w:val="20"/>
+          <w:szCs w:val="20"/>
+        </w:rPr>
+      </w:pPr>
+      <w:r>
+        <w:rPr>
+          <w:sz w:val="20"/>
+          <w:szCs w:val="20"/>
+        </w:rPr>
+        <w:t>Custom</w:t>
       </w:r>
       <w:r>
         <w:rPr>
           <w:spacing w:val="-6"/>
           <w:sz w:val="20"/>
-        </w:rPr>
-        <w:t xml:space="preserve"> </w:t>
-      </w:r>
-      <w:r>
-        <w:rPr>
-          <w:sz w:val="20"/>
-        </w:rPr>
-        <w:t>On-Premises</w:t>
-      </w:r>
-      <w:r>
-        <w:rPr>
-          <w:spacing w:val="-5"/>
-          <w:sz w:val="20"/>
+          <w:szCs w:val="20"/>
+        </w:rPr>
+        <w:t xml:space="preserve"> </w:t>
+      </w:r>
+      <w:r>
+        <w:rPr>
+          <w:sz w:val="20"/>
+          <w:szCs w:val="20"/>
+        </w:rPr>
+        <w:t>Network</w:t>
+      </w:r>
+      <w:r>
+        <w:rPr>
+          <w:spacing w:val="-7"/>
+          <w:sz w:val="20"/>
+          <w:szCs w:val="20"/>
         </w:rPr>
         <w:t xml:space="preserve"> </w:t>
       </w:r>
@@ -952,8 +901,9 @@
         <w:rPr>
           <w:spacing w:val="-2"/>
           <w:sz w:val="20"/>
-        </w:rPr>
-        <w:t>Connectivity</w:t>
+          <w:szCs w:val="20"/>
+        </w:rPr>
+        <w:t>Configuration</w:t>
       </w:r>
     </w:p>
     <w:p>
@@ -961,66 +911,44 @@
         <w:pStyle w:val="ListParagraph"/>
         <w:numPr>
           <w:ilvl w:val="1"/>
-          <w:numId w:val="21"/>
+          <w:numId w:val="45"/>
         </w:numPr>
         <w:tabs>
-          <w:tab w:val="left" w:pos="1463"/>
+          <w:tab w:val="left" w:pos="1464"/>
         </w:tabs>
-        <w:spacing w:before="1"/>
-        <w:ind w:left="1463" w:hanging="359"/>
-        <w:rPr>
-          <w:sz w:val="20"/>
-        </w:rPr>
-      </w:pPr>
-      <w:r>
-        <w:rPr>
-          <w:sz w:val="20"/>
-        </w:rPr>
-        <w:t>High</w:t>
-      </w:r>
-      <w:r>
-        <w:rPr>
-          <w:spacing w:val="-4"/>
-          <w:sz w:val="20"/>
-        </w:rPr>
-        <w:t xml:space="preserve"> </w:t>
-      </w:r>
-      <w:r>
-        <w:rPr>
-          <w:sz w:val="20"/>
-        </w:rPr>
-        <w:t>Availability</w:t>
-      </w:r>
-      <w:r>
-        <w:rPr>
-          <w:spacing w:val="-12"/>
-          <w:sz w:val="20"/>
-        </w:rPr>
-        <w:t xml:space="preserve"> </w:t>
-      </w:r>
-      <w:r>
-        <w:rPr>
-          <w:sz w:val="20"/>
-        </w:rPr>
-        <w:t>&amp;</w:t>
-      </w:r>
-      <w:r>
-        <w:rPr>
-          <w:spacing w:val="-9"/>
-          <w:sz w:val="20"/>
-        </w:rPr>
-        <w:t xml:space="preserve"> </w:t>
-      </w:r>
-      <w:r>
-        <w:rPr>
-          <w:sz w:val="20"/>
-        </w:rPr>
-        <w:t>Disaster</w:t>
-      </w:r>
-      <w:r>
-        <w:rPr>
-          <w:spacing w:val="-1"/>
-          <w:sz w:val="20"/>
+        <w:spacing w:before="1" w:line="228" w:lineRule="exact"/>
+        <w:rPr>
+          <w:sz w:val="20"/>
+          <w:szCs w:val="20"/>
+        </w:rPr>
+      </w:pPr>
+      <w:r>
+        <w:rPr>
+          <w:sz w:val="20"/>
+          <w:szCs w:val="20"/>
+        </w:rPr>
+        <w:t>Scalability</w:t>
+      </w:r>
+      <w:r>
+        <w:rPr>
+          <w:spacing w:val="-10"/>
+          <w:sz w:val="20"/>
+          <w:szCs w:val="20"/>
+        </w:rPr>
+        <w:t xml:space="preserve"> </w:t>
+      </w:r>
+      <w:r>
+        <w:rPr>
+          <w:sz w:val="20"/>
+          <w:szCs w:val="20"/>
+        </w:rPr>
+        <w:t>and</w:t>
+      </w:r>
+      <w:r>
+        <w:rPr>
+          <w:spacing w:val="-5"/>
+          <w:sz w:val="20"/>
+          <w:szCs w:val="20"/>
         </w:rPr>
         <w:t xml:space="preserve"> </w:t>
       </w:r>
@@ -1028,8 +956,9 @@
         <w:rPr>
           <w:spacing w:val="-2"/>
           <w:sz w:val="20"/>
-        </w:rPr>
-        <w:t>Recovery</w:t>
+          <w:szCs w:val="20"/>
+        </w:rPr>
+        <w:t>Flexibility</w:t>
       </w:r>
     </w:p>
     <w:p>
@@ -1037,19 +966,176 @@
         <w:pStyle w:val="ListParagraph"/>
         <w:numPr>
           <w:ilvl w:val="1"/>
-          <w:numId w:val="21"/>
+          <w:numId w:val="45"/>
+        </w:numPr>
+        <w:tabs>
+          <w:tab w:val="left" w:pos="1464"/>
+        </w:tabs>
+        <w:spacing w:before="1" w:line="228" w:lineRule="exact"/>
+        <w:rPr>
+          <w:sz w:val="20"/>
+          <w:szCs w:val="20"/>
+        </w:rPr>
+      </w:pPr>
+      <w:r>
+        <w:rPr>
+          <w:sz w:val="20"/>
+          <w:szCs w:val="20"/>
+        </w:rPr>
+        <w:t>Internet</w:t>
+      </w:r>
+      <w:r>
+        <w:rPr>
+          <w:spacing w:val="-12"/>
+          <w:sz w:val="20"/>
+          <w:szCs w:val="20"/>
+        </w:rPr>
+        <w:t xml:space="preserve"> </w:t>
+      </w:r>
+      <w:r>
+        <w:rPr>
+          <w:sz w:val="20"/>
+          <w:szCs w:val="20"/>
+        </w:rPr>
+        <w:t>and</w:t>
+      </w:r>
+      <w:r>
+        <w:rPr>
+          <w:spacing w:val="-6"/>
+          <w:sz w:val="20"/>
+          <w:szCs w:val="20"/>
+        </w:rPr>
+        <w:t xml:space="preserve"> </w:t>
+      </w:r>
+      <w:r>
+        <w:rPr>
+          <w:sz w:val="20"/>
+          <w:szCs w:val="20"/>
+        </w:rPr>
+        <w:t>On-Premises</w:t>
+      </w:r>
+      <w:r>
+        <w:rPr>
+          <w:spacing w:val="-5"/>
+          <w:sz w:val="20"/>
+          <w:szCs w:val="20"/>
+        </w:rPr>
+        <w:t xml:space="preserve"> </w:t>
+      </w:r>
+      <w:r>
+        <w:rPr>
+          <w:spacing w:val="-2"/>
+          <w:sz w:val="20"/>
+          <w:szCs w:val="20"/>
+        </w:rPr>
+        <w:t>Connectivity</w:t>
+      </w:r>
+    </w:p>
+    <w:p>
+      <w:pPr>
+        <w:pStyle w:val="ListParagraph"/>
+        <w:numPr>
+          <w:ilvl w:val="1"/>
+          <w:numId w:val="45"/>
+        </w:numPr>
+        <w:tabs>
+          <w:tab w:val="left" w:pos="1464"/>
+        </w:tabs>
+        <w:spacing w:before="1" w:line="228" w:lineRule="exact"/>
+        <w:rPr>
+          <w:sz w:val="20"/>
+          <w:szCs w:val="20"/>
+        </w:rPr>
+      </w:pPr>
+      <w:r>
+        <w:rPr>
+          <w:sz w:val="20"/>
+          <w:szCs w:val="20"/>
+        </w:rPr>
+        <w:t>High</w:t>
+      </w:r>
+      <w:r>
+        <w:rPr>
+          <w:spacing w:val="-4"/>
+          <w:sz w:val="20"/>
+          <w:szCs w:val="20"/>
+        </w:rPr>
+        <w:t xml:space="preserve"> </w:t>
+      </w:r>
+      <w:r>
+        <w:rPr>
+          <w:sz w:val="20"/>
+          <w:szCs w:val="20"/>
+        </w:rPr>
+        <w:t>Availability</w:t>
+      </w:r>
+      <w:r>
+        <w:rPr>
+          <w:spacing w:val="-12"/>
+          <w:sz w:val="20"/>
+          <w:szCs w:val="20"/>
+        </w:rPr>
+        <w:t xml:space="preserve"> </w:t>
+      </w:r>
+      <w:r>
+        <w:rPr>
+          <w:sz w:val="20"/>
+          <w:szCs w:val="20"/>
+        </w:rPr>
+        <w:t>&amp;</w:t>
+      </w:r>
+      <w:r>
+        <w:rPr>
+          <w:spacing w:val="-9"/>
+          <w:sz w:val="20"/>
+          <w:szCs w:val="20"/>
+        </w:rPr>
+        <w:t xml:space="preserve"> </w:t>
+      </w:r>
+      <w:r>
+        <w:rPr>
+          <w:sz w:val="20"/>
+          <w:szCs w:val="20"/>
+        </w:rPr>
+        <w:t>Disaster</w:t>
+      </w:r>
+      <w:r>
+        <w:rPr>
+          <w:spacing w:val="-1"/>
+          <w:sz w:val="20"/>
+          <w:szCs w:val="20"/>
+        </w:rPr>
+        <w:t xml:space="preserve"> </w:t>
+      </w:r>
+      <w:r>
+        <w:rPr>
+          <w:spacing w:val="-2"/>
+          <w:sz w:val="20"/>
+          <w:szCs w:val="20"/>
+        </w:rPr>
+        <w:t>Recovery</w:t>
+      </w:r>
+    </w:p>
+    <w:p>
+      <w:pPr>
+        <w:pStyle w:val="ListParagraph"/>
+        <w:numPr>
+          <w:ilvl w:val="1"/>
+          <w:numId w:val="45"/>
         </w:numPr>
         <w:tabs>
           <w:tab w:val="left" w:pos="1464"/>
         </w:tabs>
         <w:spacing w:before="1"/>
         <w:rPr>
-          <w:sz w:val="24"/>
-        </w:rPr>
-      </w:pPr>
-      <w:r>
-        <w:rPr>
-          <w:sz w:val="20"/>
+          <w:sz w:val="20"/>
+          <w:szCs w:val="20"/>
+        </w:rPr>
+      </w:pPr>
+      <w:r>
+        <w:rPr>
+          <w:sz w:val="20"/>
+          <w:szCs w:val="20"/>
         </w:rPr>
         <w:t>Cost</w:t>
       </w:r>
@@ -1057,6 +1143,7 @@
         <w:rPr>
           <w:spacing w:val="-5"/>
           <w:sz w:val="20"/>
+          <w:szCs w:val="20"/>
         </w:rPr>
         <w:t xml:space="preserve"> </w:t>
       </w:r>
@@ -1064,6 +1151,7 @@
         <w:rPr>
           <w:spacing w:val="-2"/>
           <w:sz w:val="20"/>
+          <w:szCs w:val="20"/>
         </w:rPr>
         <w:t>Management</w:t>
       </w:r>
@@ -1176,7 +1264,7 @@
     <w:tbl>
       <w:tblPr>
         <w:tblW w:w="0" w:type="auto"/>
-        <w:tblInd w:w="33" w:type="dxa"/>
+        <w:tblInd w:w="1247" w:type="dxa"/>
         <w:tblBorders>
           <w:top w:val="single" w:sz="4" w:space="0" w:color="000000"/>
           <w:left w:val="single" w:sz="4" w:space="0" w:color="000000"/>
@@ -2404,15 +2492,11 @@
         <w:ind w:left="382" w:hanging="359"/>
         <w:rPr>
           <w:rFonts w:ascii="Wingdings" w:hAnsi="Wingdings"/>
-          <w:sz w:val="20"/>
-          <w:szCs w:val="20"/>
         </w:rPr>
       </w:pPr>
       <w:r>
         <w:rPr>
           <w:b/>
-          <w:sz w:val="20"/>
-          <w:szCs w:val="20"/>
         </w:rPr>
         <w:t>What</w:t>
       </w:r>
@@ -2420,16 +2504,12 @@
         <w:rPr>
           <w:b/>
           <w:spacing w:val="-3"/>
-          <w:sz w:val="20"/>
-          <w:szCs w:val="20"/>
         </w:rPr>
         <w:t xml:space="preserve"> </w:t>
       </w:r>
       <w:r>
         <w:rPr>
           <w:b/>
-          <w:sz w:val="20"/>
-          <w:szCs w:val="20"/>
         </w:rPr>
         <w:t>is</w:t>
       </w:r>
@@ -2437,16 +2517,12 @@
         <w:rPr>
           <w:b/>
           <w:spacing w:val="-6"/>
-          <w:sz w:val="20"/>
-          <w:szCs w:val="20"/>
         </w:rPr>
         <w:t xml:space="preserve"> </w:t>
       </w:r>
       <w:r>
         <w:rPr>
           <w:b/>
-          <w:sz w:val="20"/>
-          <w:szCs w:val="20"/>
         </w:rPr>
         <w:t>a</w:t>
       </w:r>
@@ -2454,8 +2530,6 @@
         <w:rPr>
           <w:b/>
           <w:spacing w:val="2"/>
-          <w:sz w:val="20"/>
-          <w:szCs w:val="20"/>
         </w:rPr>
         <w:t xml:space="preserve"> </w:t>
       </w:r>
@@ -2463,27 +2537,9 @@
         <w:rPr>
           <w:b/>
           <w:spacing w:val="-2"/>
-          <w:sz w:val="20"/>
-          <w:szCs w:val="20"/>
         </w:rPr>
         <w:t>Subnet?</w:t>
       </w:r>
-    </w:p>
-    <w:p>
-      <w:pPr>
-        <w:pStyle w:val="ListParagraph"/>
-        <w:rPr>
-          <w:rFonts w:ascii="Wingdings" w:hAnsi="Wingdings"/>
-          <w:sz w:val="20"/>
-          <w:szCs w:val="20"/>
-        </w:rPr>
-        <w:sectPr>
-          <w:type w:val="continuous"/>
-          <w:pgSz w:w="11910" w:h="16840"/>
-          <w:pgMar w:top="1420" w:right="1417" w:bottom="280" w:left="1417" w:header="720" w:footer="720" w:gutter="0"/>
-          <w:cols w:space="720"/>
-        </w:sectPr>
-      </w:pPr>
     </w:p>
     <w:p>
       <w:pPr>
@@ -2851,54 +2907,53 @@
         <w:pStyle w:val="Heading2"/>
         <w:numPr>
           <w:ilvl w:val="0"/>
-          <w:numId w:val="21"/>
+          <w:numId w:val="46"/>
         </w:numPr>
         <w:tabs>
           <w:tab w:val="left" w:pos="742"/>
         </w:tabs>
-        <w:ind w:left="742" w:hanging="359"/>
         <w:rPr>
           <w:rFonts w:ascii="Wingdings" w:hAnsi="Wingdings"/>
           <w:b w:val="0"/>
-          <w:sz w:val="20"/>
-          <w:szCs w:val="20"/>
-        </w:rPr>
-      </w:pPr>
-      <w:r>
-        <w:rPr>
-          <w:sz w:val="20"/>
-          <w:szCs w:val="20"/>
+          <w:sz w:val="22"/>
+          <w:szCs w:val="22"/>
+        </w:rPr>
+      </w:pPr>
+      <w:r>
+        <w:rPr>
+          <w:sz w:val="22"/>
+          <w:szCs w:val="22"/>
         </w:rPr>
         <w:t>Types</w:t>
       </w:r>
       <w:r>
         <w:rPr>
           <w:spacing w:val="-5"/>
-          <w:sz w:val="20"/>
-          <w:szCs w:val="20"/>
-        </w:rPr>
-        <w:t xml:space="preserve"> </w:t>
-      </w:r>
-      <w:r>
-        <w:rPr>
-          <w:sz w:val="20"/>
-          <w:szCs w:val="20"/>
+          <w:sz w:val="22"/>
+          <w:szCs w:val="22"/>
+        </w:rPr>
+        <w:t xml:space="preserve"> </w:t>
+      </w:r>
+      <w:r>
+        <w:rPr>
+          <w:sz w:val="22"/>
+          <w:szCs w:val="22"/>
         </w:rPr>
         <w:t>of</w:t>
       </w:r>
       <w:r>
         <w:rPr>
           <w:spacing w:val="-4"/>
-          <w:sz w:val="20"/>
-          <w:szCs w:val="20"/>
+          <w:sz w:val="22"/>
+          <w:szCs w:val="22"/>
         </w:rPr>
         <w:t xml:space="preserve"> </w:t>
       </w:r>
       <w:r>
         <w:rPr>
           <w:spacing w:val="-2"/>
-          <w:sz w:val="20"/>
-          <w:szCs w:val="20"/>
+          <w:sz w:val="22"/>
+          <w:szCs w:val="22"/>
         </w:rPr>
         <w:t>Subnets</w:t>
       </w:r>
@@ -2906,8 +2961,8 @@
         <w:rPr>
           <w:b w:val="0"/>
           <w:spacing w:val="-2"/>
-          <w:sz w:val="20"/>
-          <w:szCs w:val="20"/>
+          <w:sz w:val="22"/>
+          <w:szCs w:val="22"/>
         </w:rPr>
         <w:t>:</w:t>
       </w:r>
@@ -3845,105 +3900,105 @@
         <w:rPr>
           <w:rFonts w:ascii="Wingdings" w:hAnsi="Wingdings"/>
           <w:b w:val="0"/>
-          <w:sz w:val="20"/>
-          <w:szCs w:val="20"/>
-        </w:rPr>
-      </w:pPr>
-      <w:r>
-        <w:rPr>
-          <w:sz w:val="20"/>
-          <w:szCs w:val="20"/>
+          <w:sz w:val="22"/>
+          <w:szCs w:val="22"/>
+        </w:rPr>
+      </w:pPr>
+      <w:r>
+        <w:rPr>
+          <w:sz w:val="22"/>
+          <w:szCs w:val="22"/>
         </w:rPr>
         <w:t>Steps</w:t>
       </w:r>
       <w:r>
         <w:rPr>
           <w:spacing w:val="-3"/>
-          <w:sz w:val="20"/>
-          <w:szCs w:val="20"/>
-        </w:rPr>
-        <w:t xml:space="preserve"> </w:t>
-      </w:r>
-      <w:r>
-        <w:rPr>
-          <w:sz w:val="20"/>
-          <w:szCs w:val="20"/>
+          <w:sz w:val="22"/>
+          <w:szCs w:val="22"/>
+        </w:rPr>
+        <w:t xml:space="preserve"> </w:t>
+      </w:r>
+      <w:r>
+        <w:rPr>
+          <w:sz w:val="22"/>
+          <w:szCs w:val="22"/>
         </w:rPr>
         <w:t>to</w:t>
       </w:r>
       <w:r>
         <w:rPr>
           <w:spacing w:val="-8"/>
-          <w:sz w:val="20"/>
-          <w:szCs w:val="20"/>
-        </w:rPr>
-        <w:t xml:space="preserve"> </w:t>
-      </w:r>
-      <w:r>
-        <w:rPr>
-          <w:sz w:val="20"/>
-          <w:szCs w:val="20"/>
+          <w:sz w:val="22"/>
+          <w:szCs w:val="22"/>
+        </w:rPr>
+        <w:t xml:space="preserve"> </w:t>
+      </w:r>
+      <w:r>
+        <w:rPr>
+          <w:sz w:val="22"/>
+          <w:szCs w:val="22"/>
         </w:rPr>
         <w:t>Create</w:t>
       </w:r>
       <w:r>
         <w:rPr>
           <w:spacing w:val="-3"/>
-          <w:sz w:val="20"/>
-          <w:szCs w:val="20"/>
-        </w:rPr>
-        <w:t xml:space="preserve"> </w:t>
-      </w:r>
-      <w:r>
-        <w:rPr>
-          <w:sz w:val="20"/>
-          <w:szCs w:val="20"/>
+          <w:sz w:val="22"/>
+          <w:szCs w:val="22"/>
+        </w:rPr>
+        <w:t xml:space="preserve"> </w:t>
+      </w:r>
+      <w:r>
+        <w:rPr>
+          <w:sz w:val="22"/>
+          <w:szCs w:val="22"/>
         </w:rPr>
         <w:t>a</w:t>
       </w:r>
       <w:r>
         <w:rPr>
           <w:spacing w:val="-4"/>
-          <w:sz w:val="20"/>
-          <w:szCs w:val="20"/>
-        </w:rPr>
-        <w:t xml:space="preserve"> </w:t>
-      </w:r>
-      <w:r>
-        <w:rPr>
-          <w:sz w:val="20"/>
-          <w:szCs w:val="20"/>
+          <w:sz w:val="22"/>
+          <w:szCs w:val="22"/>
+        </w:rPr>
+        <w:t xml:space="preserve"> </w:t>
+      </w:r>
+      <w:r>
+        <w:rPr>
+          <w:sz w:val="22"/>
+          <w:szCs w:val="22"/>
         </w:rPr>
         <w:t>VPC</w:t>
       </w:r>
       <w:r>
         <w:rPr>
           <w:spacing w:val="-4"/>
-          <w:sz w:val="20"/>
-          <w:szCs w:val="20"/>
-        </w:rPr>
-        <w:t xml:space="preserve"> </w:t>
-      </w:r>
-      <w:r>
-        <w:rPr>
-          <w:sz w:val="20"/>
-          <w:szCs w:val="20"/>
+          <w:sz w:val="22"/>
+          <w:szCs w:val="22"/>
+        </w:rPr>
+        <w:t xml:space="preserve"> </w:t>
+      </w:r>
+      <w:r>
+        <w:rPr>
+          <w:sz w:val="22"/>
+          <w:szCs w:val="22"/>
         </w:rPr>
         <w:t>and</w:t>
       </w:r>
       <w:r>
         <w:rPr>
           <w:spacing w:val="-5"/>
-          <w:sz w:val="20"/>
-          <w:szCs w:val="20"/>
+          <w:sz w:val="22"/>
+          <w:szCs w:val="22"/>
         </w:rPr>
         <w:t xml:space="preserve"> </w:t>
       </w:r>
       <w:r>
         <w:rPr>
           <w:spacing w:val="-2"/>
-          <w:sz w:val="20"/>
-          <w:szCs w:val="20"/>
+          <w:sz w:val="22"/>
+          <w:szCs w:val="22"/>
         </w:rPr>
         <w:t>Subnets</w:t>
       </w:r>
@@ -3996,7 +4051,7 @@
         <w:pStyle w:val="ListParagraph"/>
         <w:numPr>
           <w:ilvl w:val="0"/>
-          <w:numId w:val="17"/>
+          <w:numId w:val="48"/>
         </w:numPr>
         <w:tabs>
           <w:tab w:val="left" w:pos="744"/>
@@ -4011,11 +4066,33 @@
       <w:r>
         <w:rPr>
           <w:b/>
-          <w:sz w:val="20"/>
-          <w:szCs w:val="20"/>
-        </w:rPr>
-        <w:t>Create Subnets:-</w:t>
-      </w:r>
+          <w:i/>
+          <w:iCs/>
+          <w:sz w:val="20"/>
+          <w:szCs w:val="20"/>
+        </w:rPr>
+        <w:t xml:space="preserve">Create </w:t>
+      </w:r>
+      <w:proofErr w:type="gramStart"/>
+      <w:r>
+        <w:rPr>
+          <w:b/>
+          <w:i/>
+          <w:iCs/>
+          <w:sz w:val="20"/>
+          <w:szCs w:val="20"/>
+        </w:rPr>
+        <w:t>Subnets</w:t>
+      </w:r>
+      <w:r>
+        <w:rPr>
+          <w:b/>
+          <w:sz w:val="20"/>
+          <w:szCs w:val="20"/>
+        </w:rPr>
+        <w:t>:-</w:t>
+      </w:r>
+      <w:proofErr w:type="gramEnd"/>
       <w:r>
         <w:rPr>
           <w:b/>
@@ -4025,21 +4102,24 @@
         </w:rPr>
         <w:t xml:space="preserve"> </w:t>
       </w:r>
-      <w:r>
-        <w:rPr>
-          <w:sz w:val="20"/>
-          <w:szCs w:val="20"/>
-        </w:rPr>
-        <w:t>1]</w:t>
-      </w:r>
-      <w:r>
-        <w:rPr>
-          <w:spacing w:val="-5"/>
-          <w:sz w:val="20"/>
-          <w:szCs w:val="20"/>
-        </w:rPr>
-        <w:t xml:space="preserve"> </w:t>
-      </w:r>
+    </w:p>
+    <w:p>
+      <w:pPr>
+        <w:pStyle w:val="ListParagraph"/>
+        <w:numPr>
+          <w:ilvl w:val="0"/>
+          <w:numId w:val="47"/>
+        </w:numPr>
+        <w:tabs>
+          <w:tab w:val="left" w:pos="744"/>
+        </w:tabs>
+        <w:ind w:right="186"/>
+        <w:rPr>
+          <w:b/>
+          <w:sz w:val="20"/>
+          <w:szCs w:val="20"/>
+        </w:rPr>
+      </w:pPr>
       <w:r>
         <w:rPr>
           <w:sz w:val="20"/>
@@ -4120,7 +4200,62 @@
           <w:sz w:val="20"/>
           <w:szCs w:val="20"/>
         </w:rPr>
-        <w:t>Zone. 2]</w:t>
+        <w:t xml:space="preserve">Zone. </w:t>
+      </w:r>
+    </w:p>
+    <w:p>
+      <w:pPr>
+        <w:pStyle w:val="ListParagraph"/>
+        <w:numPr>
+          <w:ilvl w:val="0"/>
+          <w:numId w:val="47"/>
+        </w:numPr>
+        <w:tabs>
+          <w:tab w:val="left" w:pos="744"/>
+        </w:tabs>
+        <w:ind w:right="186"/>
+        <w:rPr>
+          <w:b/>
+          <w:sz w:val="20"/>
+          <w:szCs w:val="20"/>
+        </w:rPr>
+      </w:pPr>
+      <w:r>
+        <w:rPr>
+          <w:sz w:val="20"/>
+          <w:szCs w:val="20"/>
+        </w:rPr>
+        <w:t>Subnets</w:t>
+      </w:r>
+      <w:r>
+        <w:rPr>
+          <w:spacing w:val="-7"/>
+          <w:sz w:val="20"/>
+          <w:szCs w:val="20"/>
+        </w:rPr>
+        <w:t xml:space="preserve"> </w:t>
+      </w:r>
+      <w:r>
+        <w:rPr>
+          <w:sz w:val="20"/>
+          <w:szCs w:val="20"/>
+        </w:rPr>
+        <w:t>are</w:t>
+      </w:r>
+      <w:r>
+        <w:rPr>
+          <w:spacing w:val="-3"/>
+          <w:sz w:val="20"/>
+          <w:szCs w:val="20"/>
+        </w:rPr>
+        <w:t xml:space="preserve"> </w:t>
+      </w:r>
+      <w:r>
+        <w:rPr>
+          <w:sz w:val="20"/>
+          <w:szCs w:val="20"/>
+        </w:rPr>
+        <w:t>either</w:t>
       </w:r>
       <w:r>
         <w:rPr>
@@ -4135,51 +4270,6 @@
           <w:sz w:val="20"/>
           <w:szCs w:val="20"/>
         </w:rPr>
-        <w:t>Subnets</w:t>
-      </w:r>
-      <w:r>
-        <w:rPr>
-          <w:spacing w:val="-7"/>
-          <w:sz w:val="20"/>
-          <w:szCs w:val="20"/>
-        </w:rPr>
-        <w:t xml:space="preserve"> </w:t>
-      </w:r>
-      <w:r>
-        <w:rPr>
-          <w:sz w:val="20"/>
-          <w:szCs w:val="20"/>
-        </w:rPr>
-        <w:t>are</w:t>
-      </w:r>
-      <w:r>
-        <w:rPr>
-          <w:spacing w:val="-3"/>
-          <w:sz w:val="20"/>
-          <w:szCs w:val="20"/>
-        </w:rPr>
-        <w:t xml:space="preserve"> </w:t>
-      </w:r>
-      <w:r>
-        <w:rPr>
-          <w:sz w:val="20"/>
-          <w:szCs w:val="20"/>
-        </w:rPr>
-        <w:t>either</w:t>
-      </w:r>
-      <w:r>
-        <w:rPr>
-          <w:spacing w:val="-1"/>
-          <w:sz w:val="20"/>
-          <w:szCs w:val="20"/>
-        </w:rPr>
-        <w:t xml:space="preserve"> </w:t>
-      </w:r>
-      <w:r>
-        <w:rPr>
-          <w:sz w:val="20"/>
-          <w:szCs w:val="20"/>
-        </w:rPr>
         <w:t>public</w:t>
       </w:r>
       <w:r>
@@ -4197,6 +4287,20 @@
         </w:rPr>
         <w:t>or private depending on routing and gateway configuration.</w:t>
       </w:r>
+    </w:p>
+    <w:p>
+      <w:pPr>
+        <w:pStyle w:val="ListParagraph"/>
+        <w:tabs>
+          <w:tab w:val="left" w:pos="744"/>
+        </w:tabs>
+        <w:ind w:left="1464" w:right="186" w:firstLine="0"/>
+        <w:rPr>
+          <w:b/>
+          <w:sz w:val="20"/>
+          <w:szCs w:val="20"/>
+        </w:rPr>
+      </w:pPr>
     </w:p>
     <w:p>
       <w:pPr>
@@ -4238,6 +4342,7 @@
         </w:rPr>
         <w:t xml:space="preserve"> </w:t>
       </w:r>
+      <w:proofErr w:type="gramStart"/>
       <w:r>
         <w:rPr>
           <w:b/>
@@ -4253,6 +4358,7 @@
         </w:rPr>
         <w:t>:-</w:t>
       </w:r>
+      <w:proofErr w:type="gramEnd"/>
       <w:r>
         <w:rPr>
           <w:spacing w:val="-3"/>
@@ -4371,7 +4477,34 @@
           <w:sz w:val="20"/>
           <w:szCs w:val="20"/>
         </w:rPr>
-        <w:t>subnet. 2]</w:t>
+        <w:t xml:space="preserve">subnet. </w:t>
+      </w:r>
+    </w:p>
+    <w:p>
+      <w:pPr>
+        <w:pStyle w:val="ListParagraph"/>
+        <w:tabs>
+          <w:tab w:val="left" w:pos="744"/>
+        </w:tabs>
+        <w:ind w:left="744" w:right="273" w:firstLine="0"/>
+        <w:rPr>
+          <w:sz w:val="20"/>
+          <w:szCs w:val="20"/>
+        </w:rPr>
+      </w:pPr>
+      <w:r>
+        <w:rPr>
+          <w:sz w:val="20"/>
+          <w:szCs w:val="20"/>
+        </w:rPr>
+        <w:t xml:space="preserve">                                               </w:t>
+      </w:r>
+      <w:r>
+        <w:rPr>
+          <w:sz w:val="20"/>
+          <w:szCs w:val="20"/>
+        </w:rPr>
+        <w:t>2]</w:t>
       </w:r>
       <w:r>
         <w:rPr>
@@ -4402,6 +4535,13 @@
           <w:szCs w:val="20"/>
         </w:rPr>
         <w:t>be explicitly attached to the VPC.</w:t>
+      </w:r>
+      <w:r>
+        <w:rPr>
+          <w:sz w:val="20"/>
+          <w:szCs w:val="20"/>
+        </w:rPr>
+        <w:t xml:space="preserve">                  </w:t>
       </w:r>
     </w:p>
     <w:p>
@@ -4427,8 +4567,18 @@
           <w:sz w:val="20"/>
           <w:szCs w:val="20"/>
         </w:rPr>
-        <w:t>Configure Route Tables:-</w:t>
-      </w:r>
+        <w:t xml:space="preserve">Configure Route </w:t>
+      </w:r>
+      <w:proofErr w:type="gramStart"/>
+      <w:r>
+        <w:rPr>
+          <w:b/>
+          <w:sz w:val="20"/>
+          <w:szCs w:val="20"/>
+        </w:rPr>
+        <w:t>Tables:-</w:t>
+      </w:r>
+      <w:proofErr w:type="gramEnd"/>
       <w:r>
         <w:rPr>
           <w:b/>
@@ -4443,8 +4593,31 @@
           <w:sz w:val="20"/>
           <w:szCs w:val="20"/>
         </w:rPr>
-        <w:t>1] Public</w:t>
-      </w:r>
+        <w:t>1</w:t>
+      </w:r>
+      <w:proofErr w:type="gramStart"/>
+      <w:r>
+        <w:rPr>
+          <w:sz w:val="20"/>
+          <w:szCs w:val="20"/>
+        </w:rPr>
+        <w:t xml:space="preserve">] </w:t>
+      </w:r>
+      <w:r>
+        <w:rPr>
+          <w:sz w:val="20"/>
+          <w:szCs w:val="20"/>
+        </w:rPr>
+        <w:t xml:space="preserve"> </w:t>
+      </w:r>
+      <w:r>
+        <w:rPr>
+          <w:sz w:val="20"/>
+          <w:szCs w:val="20"/>
+        </w:rPr>
+        <w:t>Public</w:t>
+      </w:r>
+      <w:proofErr w:type="gramEnd"/>
       <w:r>
         <w:rPr>
           <w:spacing w:val="-7"/>
@@ -4563,7 +4736,80 @@
           <w:sz w:val="20"/>
           <w:szCs w:val="20"/>
         </w:rPr>
-        <w:t>Gateway. 2 Private subnets have no direct route to the internet (or use NAT foroutbound-only access).</w:t>
+        <w:t xml:space="preserve">Gateway. </w:t>
+      </w:r>
+    </w:p>
+    <w:p>
+      <w:pPr>
+        <w:pStyle w:val="ListParagraph"/>
+        <w:tabs>
+          <w:tab w:val="left" w:pos="744"/>
+        </w:tabs>
+        <w:spacing w:before="3" w:line="235" w:lineRule="auto"/>
+        <w:ind w:left="744" w:right="110" w:firstLine="0"/>
+        <w:rPr>
+          <w:sz w:val="20"/>
+          <w:szCs w:val="20"/>
+        </w:rPr>
+      </w:pPr>
+      <w:r>
+        <w:rPr>
+          <w:b/>
+          <w:sz w:val="20"/>
+          <w:szCs w:val="20"/>
+        </w:rPr>
+        <w:t xml:space="preserve">                                          </w:t>
+      </w:r>
+      <w:r>
+        <w:rPr>
+          <w:sz w:val="20"/>
+          <w:szCs w:val="20"/>
+        </w:rPr>
+        <w:t>2</w:t>
+      </w:r>
+      <w:r>
+        <w:rPr>
+          <w:sz w:val="20"/>
+          <w:szCs w:val="20"/>
+        </w:rPr>
+        <w:t>]</w:t>
+      </w:r>
+      <w:r>
+        <w:rPr>
+          <w:sz w:val="20"/>
+          <w:szCs w:val="20"/>
+        </w:rPr>
+        <w:t xml:space="preserve"> </w:t>
+      </w:r>
+      <w:r>
+        <w:rPr>
+          <w:sz w:val="20"/>
+          <w:szCs w:val="20"/>
+        </w:rPr>
+        <w:t xml:space="preserve"> </w:t>
+      </w:r>
+      <w:r>
+        <w:rPr>
+          <w:sz w:val="20"/>
+          <w:szCs w:val="20"/>
+        </w:rPr>
+        <w:t xml:space="preserve">Private subnets have no direct route to the internet (or use NAT </w:t>
+      </w:r>
+      <w:proofErr w:type="spellStart"/>
+      <w:r>
+        <w:rPr>
+          <w:sz w:val="20"/>
+          <w:szCs w:val="20"/>
+        </w:rPr>
+        <w:t>foroutbound</w:t>
+      </w:r>
+      <w:proofErr w:type="spellEnd"/>
+      <w:r>
+        <w:rPr>
+          <w:sz w:val="20"/>
+          <w:szCs w:val="20"/>
+        </w:rPr>
+        <w:t>-only access).</w:t>
       </w:r>
     </w:p>
     <w:p>
@@ -4640,7 +4886,16 @@
           <w:sz w:val="20"/>
           <w:szCs w:val="20"/>
         </w:rPr>
-        <w:t>needed)</w:t>
+        <w:t>needed</w:t>
+      </w:r>
+      <w:proofErr w:type="gramStart"/>
+      <w:r>
+        <w:rPr>
+          <w:b/>
+          <w:sz w:val="20"/>
+          <w:szCs w:val="20"/>
+        </w:rPr>
+        <w:t>)</w:t>
       </w:r>
       <w:r>
         <w:rPr>
@@ -4656,7 +4911,15 @@
           <w:sz w:val="20"/>
           <w:szCs w:val="20"/>
         </w:rPr>
-        <w:t>:-</w:t>
+        <w:t>:</w:t>
+      </w:r>
+      <w:proofErr w:type="gramEnd"/>
+      <w:r>
+        <w:rPr>
+          <w:sz w:val="20"/>
+          <w:szCs w:val="20"/>
+        </w:rPr>
+        <w:t>-</w:t>
       </w:r>
       <w:r>
         <w:rPr>
@@ -4666,6 +4929,20 @@
         </w:rPr>
         <w:t xml:space="preserve"> </w:t>
       </w:r>
+    </w:p>
+    <w:p>
+      <w:pPr>
+        <w:pStyle w:val="ListParagraph"/>
+        <w:tabs>
+          <w:tab w:val="left" w:pos="744"/>
+        </w:tabs>
+        <w:spacing w:before="2"/>
+        <w:ind w:left="744" w:right="591" w:firstLine="0"/>
+        <w:rPr>
+          <w:sz w:val="20"/>
+          <w:szCs w:val="20"/>
+        </w:rPr>
+      </w:pPr>
       <w:r>
         <w:rPr>
           <w:sz w:val="20"/>
@@ -4806,23 +5083,18 @@
         <w:pStyle w:val="ListParagraph"/>
         <w:numPr>
           <w:ilvl w:val="1"/>
-          <w:numId w:val="17"/>
+          <w:numId w:val="49"/>
         </w:numPr>
         <w:tabs>
           <w:tab w:val="left" w:pos="743"/>
         </w:tabs>
-        <w:ind w:left="743" w:hanging="360"/>
         <w:rPr>
           <w:b/>
-          <w:sz w:val="20"/>
-          <w:szCs w:val="20"/>
         </w:rPr>
       </w:pPr>
       <w:r>
         <w:rPr>
           <w:b/>
-          <w:sz w:val="20"/>
-          <w:szCs w:val="20"/>
         </w:rPr>
         <w:t>Difference</w:t>
       </w:r>
@@ -4830,16 +5102,12 @@
         <w:rPr>
           <w:b/>
           <w:spacing w:val="-7"/>
-          <w:sz w:val="20"/>
-          <w:szCs w:val="20"/>
         </w:rPr>
         <w:t xml:space="preserve"> </w:t>
       </w:r>
       <w:r>
         <w:rPr>
           <w:b/>
-          <w:sz w:val="20"/>
-          <w:szCs w:val="20"/>
         </w:rPr>
         <w:t>Between</w:t>
       </w:r>
@@ -4847,16 +5115,12 @@
         <w:rPr>
           <w:b/>
           <w:spacing w:val="-14"/>
-          <w:sz w:val="20"/>
-          <w:szCs w:val="20"/>
         </w:rPr>
         <w:t xml:space="preserve"> </w:t>
       </w:r>
       <w:r>
         <w:rPr>
           <w:b/>
-          <w:sz w:val="20"/>
-          <w:szCs w:val="20"/>
         </w:rPr>
         <w:t>VPC</w:t>
       </w:r>
@@ -4864,16 +5128,12 @@
         <w:rPr>
           <w:b/>
           <w:spacing w:val="-7"/>
-          <w:sz w:val="20"/>
-          <w:szCs w:val="20"/>
         </w:rPr>
         <w:t xml:space="preserve"> </w:t>
       </w:r>
       <w:r>
         <w:rPr>
           <w:b/>
-          <w:sz w:val="20"/>
-          <w:szCs w:val="20"/>
         </w:rPr>
         <w:t>and</w:t>
       </w:r>
@@ -4881,8 +5141,6 @@
         <w:rPr>
           <w:b/>
           <w:spacing w:val="-8"/>
-          <w:sz w:val="20"/>
-          <w:szCs w:val="20"/>
         </w:rPr>
         <w:t xml:space="preserve"> </w:t>
       </w:r>
@@ -4890,16 +5148,28 @@
         <w:rPr>
           <w:b/>
           <w:spacing w:val="-2"/>
-          <w:sz w:val="20"/>
-          <w:szCs w:val="20"/>
         </w:rPr>
         <w:t>Subnet</w:t>
       </w:r>
+    </w:p>
+    <w:p>
+      <w:pPr>
+        <w:pStyle w:val="ListParagraph"/>
+        <w:tabs>
+          <w:tab w:val="left" w:pos="743"/>
+        </w:tabs>
+        <w:ind w:firstLine="0"/>
+        <w:rPr>
+          <w:b/>
+          <w:sz w:val="20"/>
+          <w:szCs w:val="20"/>
+        </w:rPr>
+      </w:pPr>
     </w:p>
     <w:tbl>
       <w:tblPr>
         <w:tblW w:w="0" w:type="auto"/>
-        <w:tblInd w:w="33" w:type="dxa"/>
+        <w:tblInd w:w="988" w:type="dxa"/>
         <w:tblBorders>
           <w:top w:val="single" w:sz="4" w:space="0" w:color="BEBEBE"/>
           <w:left w:val="single" w:sz="4" w:space="0" w:color="BEBEBE"/>
@@ -4916,9 +5186,9 @@
         <w:tblLook w:val="01E0" w:firstRow="1" w:lastRow="1" w:firstColumn="1" w:lastColumn="1" w:noHBand="0" w:noVBand="0"/>
       </w:tblPr>
       <w:tblGrid>
-        <w:gridCol w:w="2022"/>
-        <w:gridCol w:w="2022"/>
-        <w:gridCol w:w="2022"/>
+        <w:gridCol w:w="1559"/>
+        <w:gridCol w:w="3402"/>
+        <w:gridCol w:w="3402"/>
       </w:tblGrid>
       <w:tr>
         <w:trPr>
@@ -4926,7 +5196,7 @@
         </w:trPr>
         <w:tc>
           <w:tcPr>
-            <w:tcW w:w="2022" w:type="dxa"/>
+            <w:tcW w:w="1559" w:type="dxa"/>
           </w:tcPr>
           <w:p>
             <w:pPr>
@@ -4951,7 +5221,7 @@
         </w:tc>
         <w:tc>
           <w:tcPr>
-            <w:tcW w:w="2022" w:type="dxa"/>
+            <w:tcW w:w="3402" w:type="dxa"/>
           </w:tcPr>
           <w:p>
             <w:pPr>
@@ -4977,7 +5247,7 @@
         </w:tc>
         <w:tc>
           <w:tcPr>
-            <w:tcW w:w="2022" w:type="dxa"/>
+            <w:tcW w:w="3402" w:type="dxa"/>
           </w:tcPr>
           <w:p>
             <w:pPr>
@@ -5004,11 +5274,11 @@
       </w:tr>
       <w:tr>
         <w:trPr>
-          <w:trHeight w:val="921"/>
+          <w:trHeight w:val="624"/>
         </w:trPr>
         <w:tc>
           <w:tcPr>
-            <w:tcW w:w="2022" w:type="dxa"/>
+            <w:tcW w:w="1559" w:type="dxa"/>
           </w:tcPr>
           <w:p>
             <w:pPr>
@@ -5031,7 +5301,7 @@
         </w:tc>
         <w:tc>
           <w:tcPr>
-            <w:tcW w:w="2022" w:type="dxa"/>
+            <w:tcW w:w="3402" w:type="dxa"/>
           </w:tcPr>
           <w:p>
             <w:pPr>
@@ -5083,7 +5353,7 @@
         </w:tc>
         <w:tc>
           <w:tcPr>
-            <w:tcW w:w="2022" w:type="dxa"/>
+            <w:tcW w:w="3402" w:type="dxa"/>
           </w:tcPr>
           <w:p>
             <w:pPr>
@@ -5237,11 +5507,11 @@
       </w:tr>
       <w:tr>
         <w:trPr>
-          <w:trHeight w:val="690"/>
+          <w:trHeight w:val="562"/>
         </w:trPr>
         <w:tc>
           <w:tcPr>
-            <w:tcW w:w="2022" w:type="dxa"/>
+            <w:tcW w:w="1559" w:type="dxa"/>
           </w:tcPr>
           <w:p>
             <w:pPr>
@@ -5264,7 +5534,7 @@
         </w:tc>
         <w:tc>
           <w:tcPr>
-            <w:tcW w:w="2022" w:type="dxa"/>
+            <w:tcW w:w="3402" w:type="dxa"/>
           </w:tcPr>
           <w:p>
             <w:pPr>
@@ -5317,7 +5587,7 @@
         </w:tc>
         <w:tc>
           <w:tcPr>
-            <w:tcW w:w="2022" w:type="dxa"/>
+            <w:tcW w:w="3402" w:type="dxa"/>
           </w:tcPr>
           <w:p>
             <w:pPr>
@@ -5389,11 +5659,11 @@
       </w:tr>
       <w:tr>
         <w:trPr>
-          <w:trHeight w:val="691"/>
+          <w:trHeight w:val="556"/>
         </w:trPr>
         <w:tc>
           <w:tcPr>
-            <w:tcW w:w="2022" w:type="dxa"/>
+            <w:tcW w:w="1559" w:type="dxa"/>
           </w:tcPr>
           <w:p>
             <w:pPr>
@@ -5431,7 +5701,7 @@
         </w:tc>
         <w:tc>
           <w:tcPr>
-            <w:tcW w:w="2022" w:type="dxa"/>
+            <w:tcW w:w="3402" w:type="dxa"/>
           </w:tcPr>
           <w:p>
             <w:pPr>
@@ -5498,7 +5768,7 @@
         </w:tc>
         <w:tc>
           <w:tcPr>
-            <w:tcW w:w="2022" w:type="dxa"/>
+            <w:tcW w:w="3402" w:type="dxa"/>
           </w:tcPr>
           <w:p>
             <w:pPr>
@@ -5616,11 +5886,11 @@
       </w:tr>
       <w:tr>
         <w:trPr>
-          <w:trHeight w:val="1146"/>
+          <w:trHeight w:val="848"/>
         </w:trPr>
         <w:tc>
           <w:tcPr>
-            <w:tcW w:w="2022" w:type="dxa"/>
+            <w:tcW w:w="1559" w:type="dxa"/>
           </w:tcPr>
           <w:p>
             <w:pPr>
@@ -5643,7 +5913,7 @@
         </w:tc>
         <w:tc>
           <w:tcPr>
-            <w:tcW w:w="2022" w:type="dxa"/>
+            <w:tcW w:w="3402" w:type="dxa"/>
           </w:tcPr>
           <w:p>
             <w:pPr>
@@ -5715,7 +5985,7 @@
         </w:tc>
         <w:tc>
           <w:tcPr>
-            <w:tcW w:w="2022" w:type="dxa"/>
+            <w:tcW w:w="3402" w:type="dxa"/>
           </w:tcPr>
           <w:p>
             <w:pPr>
@@ -5732,7 +6002,14 @@
                 <w:sz w:val="20"/>
                 <w:szCs w:val="20"/>
               </w:rPr>
-              <w:t>rganizes</w:t>
+              <w:t>Or</w:t>
+            </w:r>
+            <w:r>
+              <w:rPr>
+                <w:sz w:val="20"/>
+                <w:szCs w:val="20"/>
+              </w:rPr>
+              <w:t>ganizes</w:t>
             </w:r>
             <w:r>
               <w:rPr>
@@ -5777,11 +6054,11 @@
       </w:tr>
       <w:tr>
         <w:trPr>
-          <w:trHeight w:val="691"/>
+          <w:trHeight w:val="505"/>
         </w:trPr>
         <w:tc>
           <w:tcPr>
-            <w:tcW w:w="2022" w:type="dxa"/>
+            <w:tcW w:w="1559" w:type="dxa"/>
           </w:tcPr>
           <w:p>
             <w:pPr>
@@ -5819,7 +6096,7 @@
         </w:tc>
         <w:tc>
           <w:tcPr>
-            <w:tcW w:w="2022" w:type="dxa"/>
+            <w:tcW w:w="3402" w:type="dxa"/>
           </w:tcPr>
           <w:p>
             <w:pPr>
@@ -5865,13 +6142,22 @@
                 <w:sz w:val="20"/>
                 <w:szCs w:val="20"/>
               </w:rPr>
-              <w:t>route tables, etc</w:t>
-            </w:r>
+              <w:t xml:space="preserve">route tables, </w:t>
+            </w:r>
+            <w:proofErr w:type="spellStart"/>
+            <w:r>
+              <w:rPr>
+                <w:sz w:val="20"/>
+                <w:szCs w:val="20"/>
+              </w:rPr>
+              <w:t>etc</w:t>
+            </w:r>
+            <w:proofErr w:type="spellEnd"/>
           </w:p>
         </w:tc>
         <w:tc>
           <w:tcPr>
-            <w:tcW w:w="2022" w:type="dxa"/>
+            <w:tcW w:w="3402" w:type="dxa"/>
           </w:tcPr>
           <w:p>
             <w:pPr>
@@ -5936,17 +6222,14 @@
               </w:rPr>
               <w:t>or</w:t>
             </w:r>
-          </w:p>
-          <w:p>
-            <w:pPr>
-              <w:pStyle w:val="TableParagraph"/>
-              <w:spacing w:line="230" w:lineRule="atLeast"/>
-              <w:ind w:left="109"/>
-              <w:rPr>
-                <w:sz w:val="20"/>
-                <w:szCs w:val="20"/>
-              </w:rPr>
-            </w:pPr>
+            <w:r>
+              <w:rPr>
+                <w:spacing w:val="-5"/>
+                <w:sz w:val="20"/>
+                <w:szCs w:val="20"/>
+              </w:rPr>
+              <w:t xml:space="preserve"> </w:t>
+            </w:r>
             <w:r>
               <w:rPr>
                 <w:sz w:val="20"/>
@@ -6016,7 +6299,7 @@
         </w:trPr>
         <w:tc>
           <w:tcPr>
-            <w:tcW w:w="2022" w:type="dxa"/>
+            <w:tcW w:w="1559" w:type="dxa"/>
           </w:tcPr>
           <w:p>
             <w:pPr>
@@ -6055,7 +6338,7 @@
         </w:tc>
         <w:tc>
           <w:tcPr>
-            <w:tcW w:w="2022" w:type="dxa"/>
+            <w:tcW w:w="3402" w:type="dxa"/>
           </w:tcPr>
           <w:p>
             <w:pPr>
@@ -6124,7 +6407,7 @@
         </w:tc>
         <w:tc>
           <w:tcPr>
-            <w:tcW w:w="2022" w:type="dxa"/>
+            <w:tcW w:w="3402" w:type="dxa"/>
           </w:tcPr>
           <w:p>
             <w:pPr>
@@ -6181,17 +6464,14 @@
               </w:rPr>
               <w:t xml:space="preserve"> specific</w:t>
             </w:r>
-          </w:p>
-          <w:p>
-            <w:pPr>
-              <w:pStyle w:val="TableParagraph"/>
-              <w:spacing w:line="215" w:lineRule="exact"/>
-              <w:ind w:left="109"/>
-              <w:rPr>
-                <w:sz w:val="20"/>
-                <w:szCs w:val="20"/>
-              </w:rPr>
-            </w:pPr>
+            <w:r>
+              <w:rPr>
+                <w:spacing w:val="-2"/>
+                <w:sz w:val="20"/>
+                <w:szCs w:val="20"/>
+              </w:rPr>
+              <w:t xml:space="preserve"> </w:t>
+            </w:r>
             <w:r>
               <w:rPr>
                 <w:spacing w:val="-5"/>
@@ -6206,83 +6486,74 @@
     </w:tbl>
     <w:p>
       <w:pPr>
-        <w:spacing w:before="279"/>
-        <w:ind w:left="744"/>
+        <w:pStyle w:val="NoSpacing"/>
+        <w:rPr>
+          <w:rFonts w:ascii="Algerian" w:hAnsi="Algerian"/>
+        </w:rPr>
+      </w:pPr>
+    </w:p>
+    <w:p>
+      <w:pPr>
+        <w:pStyle w:val="NoSpacing"/>
         <w:jc w:val="center"/>
         <w:rPr>
-          <w:b/>
-          <w:sz w:val="20"/>
-          <w:szCs w:val="20"/>
-        </w:rPr>
-      </w:pPr>
-      <w:r>
-        <w:rPr>
-          <w:b/>
-          <w:sz w:val="20"/>
-          <w:szCs w:val="20"/>
+          <w:rFonts w:ascii="Algerian" w:hAnsi="Algerian"/>
+        </w:rPr>
+      </w:pPr>
+      <w:r>
+        <w:rPr>
+          <w:rFonts w:ascii="Algerian" w:hAnsi="Algerian"/>
         </w:rPr>
         <w:t>[</w:t>
       </w:r>
       <w:r>
         <w:rPr>
-          <w:b/>
+          <w:rFonts w:ascii="Algerian" w:hAnsi="Algerian"/>
           <w:spacing w:val="-10"/>
-          <w:sz w:val="20"/>
-          <w:szCs w:val="20"/>
-        </w:rPr>
-        <w:t xml:space="preserve"> </w:t>
-      </w:r>
-      <w:r>
-        <w:rPr>
-          <w:b/>
-          <w:sz w:val="20"/>
-          <w:szCs w:val="20"/>
+        </w:rPr>
+        <w:t xml:space="preserve"> </w:t>
+      </w:r>
+      <w:r>
+        <w:rPr>
+          <w:rFonts w:ascii="Algerian" w:hAnsi="Algerian"/>
         </w:rPr>
         <w:t>General</w:t>
       </w:r>
       <w:r>
         <w:rPr>
-          <w:b/>
+          <w:rFonts w:ascii="Algerian" w:hAnsi="Algerian"/>
           <w:spacing w:val="-8"/>
-          <w:sz w:val="20"/>
-          <w:szCs w:val="20"/>
-        </w:rPr>
-        <w:t xml:space="preserve"> </w:t>
-      </w:r>
-      <w:r>
-        <w:rPr>
-          <w:b/>
-          <w:sz w:val="20"/>
-          <w:szCs w:val="20"/>
+        </w:rPr>
+        <w:t xml:space="preserve"> </w:t>
+      </w:r>
+      <w:r>
+        <w:rPr>
+          <w:rFonts w:ascii="Algerian" w:hAnsi="Algerian"/>
         </w:rPr>
         <w:t>Interview</w:t>
       </w:r>
       <w:r>
         <w:rPr>
-          <w:b/>
+          <w:rFonts w:ascii="Algerian" w:hAnsi="Algerian"/>
           <w:spacing w:val="-12"/>
-          <w:sz w:val="20"/>
-          <w:szCs w:val="20"/>
-        </w:rPr>
-        <w:t xml:space="preserve"> </w:t>
-      </w:r>
-      <w:r>
-        <w:rPr>
-          <w:b/>
-          <w:sz w:val="20"/>
-          <w:szCs w:val="20"/>
+        </w:rPr>
+        <w:t xml:space="preserve"> </w:t>
+      </w:r>
+      <w:proofErr w:type="gramStart"/>
+      <w:r>
+        <w:rPr>
+          <w:rFonts w:ascii="Algerian" w:hAnsi="Algerian"/>
         </w:rPr>
         <w:t xml:space="preserve">Questions </w:t>
       </w:r>
       <w:r>
         <w:rPr>
-          <w:b/>
+          <w:rFonts w:ascii="Algerian" w:hAnsi="Algerian"/>
           <w:spacing w:val="-10"/>
-          <w:sz w:val="20"/>
-          <w:szCs w:val="20"/>
         </w:rPr>
         <w:t>]</w:t>
       </w:r>
+      <w:proofErr w:type="gramEnd"/>
     </w:p>
     <w:p>
       <w:pPr>
@@ -6314,15 +6585,7 @@
           <w:sz w:val="20"/>
           <w:szCs w:val="20"/>
         </w:rPr>
-        <w:t xml:space="preserve">Q1. </w:t>
-      </w:r>
-      <w:r>
-        <w:rPr>
-          <w:b/>
-          <w:sz w:val="20"/>
-          <w:szCs w:val="20"/>
-        </w:rPr>
-        <w:t>What</w:t>
+        <w:t>Q1. What</w:t>
       </w:r>
       <w:r>
         <w:rPr>
@@ -6585,22 +6848,6 @@
     </w:p>
     <w:p>
       <w:pPr>
-        <w:pStyle w:val="ListParagraph"/>
-        <w:spacing w:line="225" w:lineRule="auto"/>
-        <w:rPr>
-          <w:rFonts w:ascii="Wingdings" w:hAnsi="Wingdings"/>
-          <w:sz w:val="20"/>
-          <w:szCs w:val="20"/>
-        </w:rPr>
-        <w:sectPr>
-          <w:pgSz w:w="11910" w:h="16840"/>
-          <w:pgMar w:top="1340" w:right="1417" w:bottom="280" w:left="1417" w:header="720" w:footer="720" w:gutter="0"/>
-          <w:cols w:space="720"/>
-        </w:sectPr>
-      </w:pPr>
-    </w:p>
-    <w:p>
-      <w:pPr>
         <w:pStyle w:val="Heading2"/>
         <w:tabs>
           <w:tab w:val="left" w:pos="382"/>
@@ -6619,14 +6866,7 @@
           <w:sz w:val="20"/>
           <w:szCs w:val="20"/>
         </w:rPr>
-        <w:t xml:space="preserve">Q2. </w:t>
-      </w:r>
-      <w:r>
-        <w:rPr>
-          <w:sz w:val="20"/>
-          <w:szCs w:val="20"/>
-        </w:rPr>
-        <w:t>Why</w:t>
+        <w:t>Q2. Why</w:t>
       </w:r>
       <w:r>
         <w:rPr>
@@ -6965,14 +7205,7 @@
           <w:sz w:val="20"/>
           <w:szCs w:val="20"/>
         </w:rPr>
-        <w:t xml:space="preserve">Q3. </w:t>
-      </w:r>
-      <w:r>
-        <w:rPr>
-          <w:sz w:val="20"/>
-          <w:szCs w:val="20"/>
-        </w:rPr>
-        <w:t>What</w:t>
+        <w:t>Q3. What</w:t>
       </w:r>
       <w:r>
         <w:rPr>
@@ -7318,14 +7551,7 @@
           <w:sz w:val="20"/>
           <w:szCs w:val="20"/>
         </w:rPr>
-        <w:t xml:space="preserve">Q4. </w:t>
-      </w:r>
-      <w:r>
-        <w:rPr>
-          <w:sz w:val="20"/>
-          <w:szCs w:val="20"/>
-        </w:rPr>
-        <w:t>Can</w:t>
+        <w:t>Q4. Can</w:t>
       </w:r>
       <w:r>
         <w:rPr>
@@ -7452,13 +7678,17 @@
           <w:szCs w:val="20"/>
         </w:rPr>
       </w:pPr>
-      <w:r>
-        <w:rPr>
+      <w:proofErr w:type="gramStart"/>
+      <w:r>
+        <w:rPr>
+          <w:b/>
+          <w:bCs/>
           <w:sz w:val="20"/>
           <w:szCs w:val="20"/>
         </w:rPr>
         <w:t>Yes</w:t>
       </w:r>
+      <w:proofErr w:type="gramEnd"/>
       <w:r>
         <w:rPr>
           <w:spacing w:val="-6"/>
@@ -7668,14 +7898,7 @@
           <w:sz w:val="20"/>
           <w:szCs w:val="20"/>
         </w:rPr>
-        <w:t xml:space="preserve">Q5. </w:t>
-      </w:r>
-      <w:r>
-        <w:rPr>
-          <w:sz w:val="20"/>
-          <w:szCs w:val="20"/>
-        </w:rPr>
-        <w:t>How</w:t>
+        <w:t>Q5. How</w:t>
       </w:r>
       <w:r>
         <w:rPr>
@@ -8078,14 +8301,7 @@
           <w:sz w:val="20"/>
           <w:szCs w:val="20"/>
         </w:rPr>
-        <w:t xml:space="preserve">Q6. </w:t>
-      </w:r>
-      <w:r>
-        <w:rPr>
-          <w:sz w:val="20"/>
-          <w:szCs w:val="20"/>
-        </w:rPr>
-        <w:t>Explain</w:t>
+        <w:t>Q6. Explain</w:t>
       </w:r>
       <w:r>
         <w:rPr>
@@ -8654,7 +8870,21 @@
           <w:sz w:val="20"/>
           <w:szCs w:val="20"/>
         </w:rPr>
-        <w:t>Gateway? When would you choose one over the other?</w:t>
+        <w:t xml:space="preserve">Gateway? When would you choose one over the </w:t>
+      </w:r>
+      <w:r>
+        <w:rPr>
+          <w:sz w:val="20"/>
+          <w:szCs w:val="20"/>
+        </w:rPr>
+        <w:t xml:space="preserve">  o</w:t>
+      </w:r>
+      <w:r>
+        <w:rPr>
+          <w:sz w:val="20"/>
+          <w:szCs w:val="20"/>
+        </w:rPr>
+        <w:t>ther?</w:t>
       </w:r>
     </w:p>
     <w:p>
@@ -9448,195 +9678,117 @@
         <w:ind w:right="146"/>
         <w:rPr>
           <w:rFonts w:ascii="Wingdings" w:hAnsi="Wingdings"/>
-          <w:sz w:val="20"/>
-          <w:szCs w:val="20"/>
-        </w:rPr>
-      </w:pPr>
-      <w:r>
-        <w:rPr>
-          <w:sz w:val="20"/>
-          <w:szCs w:val="20"/>
-        </w:rPr>
+        </w:rPr>
+      </w:pPr>
+      <w:r>
         <w:t>Subnetting</w:t>
       </w:r>
       <w:r>
         <w:rPr>
           <w:spacing w:val="-9"/>
-          <w:sz w:val="20"/>
-          <w:szCs w:val="20"/>
-        </w:rPr>
-        <w:t xml:space="preserve"> </w:t>
-      </w:r>
-      <w:r>
-        <w:rPr>
-          <w:sz w:val="20"/>
-          <w:szCs w:val="20"/>
-        </w:rPr>
+        </w:rPr>
+        <w:t xml:space="preserve"> </w:t>
+      </w:r>
+      <w:r>
         <w:t>across</w:t>
       </w:r>
       <w:r>
         <w:rPr>
           <w:spacing w:val="-1"/>
-          <w:sz w:val="20"/>
-          <w:szCs w:val="20"/>
-        </w:rPr>
-        <w:t xml:space="preserve"> </w:t>
-      </w:r>
-      <w:r>
-        <w:rPr>
-          <w:sz w:val="20"/>
-          <w:szCs w:val="20"/>
-        </w:rPr>
+        </w:rPr>
+        <w:t xml:space="preserve"> </w:t>
+      </w:r>
+      <w:r>
         <w:t>multiple</w:t>
       </w:r>
       <w:r>
         <w:rPr>
           <w:spacing w:val="-3"/>
-          <w:sz w:val="20"/>
-          <w:szCs w:val="20"/>
-        </w:rPr>
-        <w:t xml:space="preserve"> </w:t>
-      </w:r>
-      <w:r>
-        <w:rPr>
-          <w:sz w:val="20"/>
-          <w:szCs w:val="20"/>
-        </w:rPr>
+        </w:rPr>
+        <w:t xml:space="preserve"> </w:t>
+      </w:r>
+      <w:r>
         <w:t>Availability</w:t>
       </w:r>
       <w:r>
         <w:rPr>
           <w:spacing w:val="-10"/>
-          <w:sz w:val="20"/>
-          <w:szCs w:val="20"/>
-        </w:rPr>
-        <w:t xml:space="preserve"> </w:t>
-      </w:r>
-      <w:r>
-        <w:rPr>
-          <w:sz w:val="20"/>
-          <w:szCs w:val="20"/>
-        </w:rPr>
+        </w:rPr>
+        <w:t xml:space="preserve"> </w:t>
+      </w:r>
+      <w:r>
         <w:t>Zones</w:t>
       </w:r>
       <w:r>
         <w:rPr>
           <w:spacing w:val="-1"/>
-          <w:sz w:val="20"/>
-          <w:szCs w:val="20"/>
-        </w:rPr>
-        <w:t xml:space="preserve"> </w:t>
-      </w:r>
-      <w:r>
-        <w:rPr>
-          <w:sz w:val="20"/>
-          <w:szCs w:val="20"/>
-        </w:rPr>
+        </w:rPr>
+        <w:t xml:space="preserve"> </w:t>
+      </w:r>
+      <w:r>
         <w:t>(AZs) ensures</w:t>
       </w:r>
       <w:r>
         <w:rPr>
           <w:spacing w:val="-6"/>
-          <w:sz w:val="20"/>
-          <w:szCs w:val="20"/>
-        </w:rPr>
-        <w:t xml:space="preserve"> </w:t>
-      </w:r>
-      <w:r>
-        <w:rPr>
-          <w:sz w:val="20"/>
-          <w:szCs w:val="20"/>
-        </w:rPr>
+        </w:rPr>
+        <w:t xml:space="preserve"> </w:t>
+      </w:r>
+      <w:r>
         <w:t>that</w:t>
       </w:r>
       <w:r>
         <w:rPr>
           <w:spacing w:val="-3"/>
-          <w:sz w:val="20"/>
-          <w:szCs w:val="20"/>
-        </w:rPr>
-        <w:t xml:space="preserve"> </w:t>
-      </w:r>
-      <w:r>
-        <w:rPr>
-          <w:sz w:val="20"/>
-          <w:szCs w:val="20"/>
-        </w:rPr>
+        </w:rPr>
+        <w:t xml:space="preserve"> </w:t>
+      </w:r>
+      <w:r>
         <w:t>resources</w:t>
       </w:r>
       <w:r>
         <w:rPr>
           <w:spacing w:val="-1"/>
-          <w:sz w:val="20"/>
-          <w:szCs w:val="20"/>
-        </w:rPr>
-        <w:t xml:space="preserve"> </w:t>
-      </w:r>
-      <w:r>
-        <w:rPr>
-          <w:sz w:val="20"/>
-          <w:szCs w:val="20"/>
-        </w:rPr>
+        </w:rPr>
+        <w:t xml:space="preserve"> </w:t>
+      </w:r>
+      <w:r>
         <w:t>are</w:t>
       </w:r>
       <w:r>
         <w:rPr>
           <w:spacing w:val="-3"/>
-          <w:sz w:val="20"/>
-          <w:szCs w:val="20"/>
-        </w:rPr>
-        <w:t xml:space="preserve"> </w:t>
-      </w:r>
-      <w:r>
-        <w:rPr>
-          <w:sz w:val="20"/>
-          <w:szCs w:val="20"/>
-        </w:rPr>
+        </w:rPr>
+        <w:t xml:space="preserve"> </w:t>
+      </w:r>
+      <w:r>
         <w:t>distributed. If</w:t>
       </w:r>
       <w:r>
         <w:rPr>
           <w:spacing w:val="-5"/>
-          <w:sz w:val="20"/>
-          <w:szCs w:val="20"/>
-        </w:rPr>
-        <w:t xml:space="preserve"> </w:t>
-      </w:r>
-      <w:r>
-        <w:rPr>
-          <w:sz w:val="20"/>
-          <w:szCs w:val="20"/>
-        </w:rPr>
+        </w:rPr>
+        <w:t xml:space="preserve"> </w:t>
+      </w:r>
+      <w:r>
         <w:t>one</w:t>
       </w:r>
       <w:r>
         <w:rPr>
           <w:spacing w:val="-3"/>
-          <w:sz w:val="20"/>
-          <w:szCs w:val="20"/>
-        </w:rPr>
-        <w:t xml:space="preserve"> </w:t>
-      </w:r>
-      <w:r>
-        <w:rPr>
-          <w:sz w:val="20"/>
-          <w:szCs w:val="20"/>
-        </w:rPr>
+        </w:rPr>
+        <w:t xml:space="preserve"> </w:t>
+      </w:r>
+      <w:r>
         <w:t>AZ</w:t>
       </w:r>
       <w:r>
         <w:rPr>
           <w:spacing w:val="-3"/>
-          <w:sz w:val="20"/>
-          <w:szCs w:val="20"/>
-        </w:rPr>
-        <w:t xml:space="preserve"> </w:t>
-      </w:r>
-      <w:r>
-        <w:rPr>
-          <w:sz w:val="20"/>
-          <w:szCs w:val="20"/>
-        </w:rPr>
+        </w:rPr>
+        <w:t xml:space="preserve"> </w:t>
+      </w:r>
+      <w:r>
         <w:t>fails, instances in another AZ continue to work, improving fault tolerance and high availability</w:t>
       </w:r>
     </w:p>
@@ -9656,8 +9808,7 @@
         <w:spacing w:line="321" w:lineRule="exact"/>
         <w:ind w:left="23" w:firstLine="0"/>
         <w:rPr>
-          <w:rFonts w:ascii="Wingdings" w:hAnsi="Wingdings"/>
-          <w:b w:val="0"/>
+          <w:spacing w:val="-2"/>
           <w:sz w:val="20"/>
           <w:szCs w:val="20"/>
         </w:rPr>
@@ -9811,197 +9962,133 @@
         <w:ind w:right="373"/>
         <w:rPr>
           <w:rFonts w:ascii="Wingdings" w:hAnsi="Wingdings"/>
-          <w:sz w:val="20"/>
-          <w:szCs w:val="20"/>
-        </w:rPr>
-      </w:pPr>
-      <w:r>
-        <w:rPr>
-          <w:sz w:val="20"/>
-          <w:szCs w:val="20"/>
-        </w:rPr>
+        </w:rPr>
+      </w:pPr>
+      <w:r>
         <w:t>To</w:t>
       </w:r>
       <w:r>
         <w:rPr>
           <w:spacing w:val="-5"/>
-          <w:sz w:val="20"/>
-          <w:szCs w:val="20"/>
-        </w:rPr>
-        <w:t xml:space="preserve"> </w:t>
-      </w:r>
-      <w:r>
-        <w:rPr>
-          <w:sz w:val="20"/>
-          <w:szCs w:val="20"/>
-        </w:rPr>
+        </w:rPr>
+        <w:t xml:space="preserve"> </w:t>
+      </w:r>
+      <w:r>
         <w:t>set up</w:t>
       </w:r>
       <w:r>
         <w:rPr>
           <w:spacing w:val="-9"/>
-          <w:sz w:val="20"/>
-          <w:szCs w:val="20"/>
-        </w:rPr>
-        <w:t xml:space="preserve"> </w:t>
-      </w:r>
-      <w:r>
-        <w:rPr>
-          <w:sz w:val="20"/>
-          <w:szCs w:val="20"/>
-        </w:rPr>
+        </w:rPr>
+        <w:t xml:space="preserve"> </w:t>
+      </w:r>
+      <w:r>
         <w:t>high</w:t>
       </w:r>
       <w:r>
         <w:rPr>
           <w:spacing w:val="-5"/>
-          <w:sz w:val="20"/>
-          <w:szCs w:val="20"/>
-        </w:rPr>
-        <w:t xml:space="preserve"> </w:t>
-      </w:r>
-      <w:r>
-        <w:rPr>
-          <w:sz w:val="20"/>
-          <w:szCs w:val="20"/>
-        </w:rPr>
+        </w:rPr>
+        <w:t xml:space="preserve"> </w:t>
+      </w:r>
+      <w:r>
         <w:t>availability</w:t>
       </w:r>
       <w:r>
         <w:rPr>
           <w:spacing w:val="-10"/>
-          <w:sz w:val="20"/>
-          <w:szCs w:val="20"/>
-        </w:rPr>
-        <w:t xml:space="preserve"> </w:t>
-      </w:r>
-      <w:r>
-        <w:rPr>
-          <w:sz w:val="20"/>
-          <w:szCs w:val="20"/>
-        </w:rPr>
+        </w:rPr>
+        <w:t xml:space="preserve"> </w:t>
+      </w:r>
+      <w:r>
         <w:t>(HA) for NAT</w:t>
       </w:r>
       <w:r>
         <w:rPr>
           <w:spacing w:val="-3"/>
-          <w:sz w:val="20"/>
-          <w:szCs w:val="20"/>
-        </w:rPr>
-        <w:t xml:space="preserve"> </w:t>
-      </w:r>
-      <w:r>
-        <w:rPr>
-          <w:sz w:val="20"/>
-          <w:szCs w:val="20"/>
-        </w:rPr>
+        </w:rPr>
+        <w:t xml:space="preserve"> </w:t>
+      </w:r>
+      <w:r>
         <w:t>in</w:t>
       </w:r>
       <w:r>
         <w:rPr>
           <w:spacing w:val="-5"/>
-          <w:sz w:val="20"/>
-          <w:szCs w:val="20"/>
-        </w:rPr>
-        <w:t xml:space="preserve"> </w:t>
-      </w:r>
-      <w:r>
-        <w:rPr>
-          <w:sz w:val="20"/>
-          <w:szCs w:val="20"/>
-        </w:rPr>
+        </w:rPr>
+        <w:t xml:space="preserve"> </w:t>
+      </w:r>
+      <w:r>
         <w:t>a VPC, you need to</w:t>
       </w:r>
       <w:r>
         <w:rPr>
           <w:spacing w:val="-5"/>
-          <w:sz w:val="20"/>
-          <w:szCs w:val="20"/>
-        </w:rPr>
-        <w:t xml:space="preserve"> </w:t>
-      </w:r>
-      <w:r>
-        <w:rPr>
-          <w:sz w:val="20"/>
-          <w:szCs w:val="20"/>
-        </w:rPr>
+        </w:rPr>
+        <w:t xml:space="preserve"> </w:t>
+      </w:r>
+      <w:r>
         <w:t>ensure</w:t>
       </w:r>
       <w:r>
         <w:rPr>
           <w:spacing w:val="-3"/>
-          <w:sz w:val="20"/>
-          <w:szCs w:val="20"/>
-        </w:rPr>
-        <w:t xml:space="preserve"> </w:t>
-      </w:r>
-      <w:r>
-        <w:rPr>
-          <w:sz w:val="20"/>
-          <w:szCs w:val="20"/>
-        </w:rPr>
+        </w:rPr>
+        <w:t xml:space="preserve"> </w:t>
+      </w:r>
+      <w:r>
         <w:t>that</w:t>
       </w:r>
       <w:r>
         <w:rPr>
           <w:spacing w:val="-8"/>
-          <w:sz w:val="20"/>
-          <w:szCs w:val="20"/>
-        </w:rPr>
-        <w:t xml:space="preserve"> </w:t>
-      </w:r>
-      <w:r>
-        <w:rPr>
-          <w:sz w:val="20"/>
-          <w:szCs w:val="20"/>
-        </w:rPr>
+        </w:rPr>
+        <w:t xml:space="preserve"> </w:t>
+      </w:r>
+      <w:r>
         <w:t>resources</w:t>
       </w:r>
       <w:r>
         <w:rPr>
           <w:spacing w:val="-1"/>
-          <w:sz w:val="20"/>
-          <w:szCs w:val="20"/>
-        </w:rPr>
-        <w:t xml:space="preserve"> </w:t>
-      </w:r>
-      <w:r>
-        <w:rPr>
-          <w:sz w:val="20"/>
-          <w:szCs w:val="20"/>
-        </w:rPr>
+        </w:rPr>
+        <w:t xml:space="preserve"> </w:t>
+      </w:r>
+      <w:r>
         <w:t>in private</w:t>
       </w:r>
       <w:r>
         <w:rPr>
           <w:spacing w:val="-3"/>
-          <w:sz w:val="20"/>
-          <w:szCs w:val="20"/>
-        </w:rPr>
-        <w:t xml:space="preserve"> </w:t>
-      </w:r>
-      <w:r>
-        <w:rPr>
-          <w:sz w:val="20"/>
-          <w:szCs w:val="20"/>
-        </w:rPr>
+        </w:rPr>
+        <w:t xml:space="preserve"> </w:t>
+      </w:r>
+      <w:r>
         <w:t>subnets across multiple Availability</w:t>
       </w:r>
       <w:r>
         <w:rPr>
           <w:spacing w:val="-1"/>
-          <w:sz w:val="20"/>
-          <w:szCs w:val="20"/>
-        </w:rPr>
-        <w:t xml:space="preserve"> </w:t>
-      </w:r>
-      <w:r>
-        <w:rPr>
-          <w:sz w:val="20"/>
-          <w:szCs w:val="20"/>
-        </w:rPr>
+        </w:rPr>
+        <w:t xml:space="preserve"> </w:t>
+      </w:r>
+      <w:r>
         <w:t>Zones (AZs) can access the internet even if one AZ goes down.</w:t>
       </w:r>
+    </w:p>
+    <w:p>
+      <w:pPr>
+        <w:pStyle w:val="ListParagraph"/>
+        <w:tabs>
+          <w:tab w:val="left" w:pos="383"/>
+        </w:tabs>
+        <w:ind w:left="383" w:right="373" w:firstLine="0"/>
+        <w:rPr>
+          <w:rFonts w:ascii="Wingdings" w:hAnsi="Wingdings"/>
+          <w:sz w:val="20"/>
+          <w:szCs w:val="20"/>
+        </w:rPr>
+      </w:pPr>
     </w:p>
     <w:p>
       <w:pPr>
@@ -11193,6 +11280,7 @@
         </w:rPr>
         <w:t xml:space="preserve"> </w:t>
       </w:r>
+      <w:proofErr w:type="gramStart"/>
       <w:r>
         <w:rPr>
           <w:b/>
@@ -11202,6 +11290,7 @@
         </w:rPr>
         <w:t>steps:-</w:t>
       </w:r>
+      <w:proofErr w:type="gramEnd"/>
     </w:p>
     <w:p>
       <w:pPr>
@@ -11892,22 +11981,6 @@
     </w:p>
     <w:p>
       <w:pPr>
-        <w:pStyle w:val="ListParagraph"/>
-        <w:rPr>
-          <w:b/>
-          <w:i/>
-          <w:sz w:val="20"/>
-          <w:szCs w:val="20"/>
-        </w:rPr>
-        <w:sectPr>
-          <w:pgSz w:w="11910" w:h="16840"/>
-          <w:pgMar w:top="1680" w:right="1417" w:bottom="280" w:left="1417" w:header="720" w:footer="720" w:gutter="0"/>
-          <w:cols w:space="720"/>
-        </w:sectPr>
-      </w:pPr>
-    </w:p>
-    <w:p>
-      <w:pPr>
         <w:pStyle w:val="Heading2"/>
         <w:tabs>
           <w:tab w:val="left" w:pos="382"/>
@@ -12286,6 +12359,7 @@
         <w:ind w:left="383" w:firstLine="0"/>
         <w:rPr>
           <w:b w:val="0"/>
+          <w:spacing w:val="-2"/>
         </w:rPr>
       </w:pPr>
       <w:r>
@@ -12298,33 +12372,55 @@
         <w:t xml:space="preserve"> </w:t>
       </w:r>
       <w:r>
+        <w:rPr>
+          <w:b w:val="0"/>
+          <w:bCs w:val="0"/>
+        </w:rPr>
         <w:t>between</w:t>
       </w:r>
       <w:r>
         <w:rPr>
+          <w:b w:val="0"/>
+          <w:bCs w:val="0"/>
           <w:spacing w:val="-8"/>
         </w:rPr>
         <w:t xml:space="preserve"> </w:t>
       </w:r>
       <w:r>
+        <w:rPr>
+          <w:b w:val="0"/>
+          <w:bCs w:val="0"/>
+        </w:rPr>
         <w:t>resources</w:t>
       </w:r>
       <w:r>
         <w:rPr>
+          <w:b w:val="0"/>
+          <w:bCs w:val="0"/>
           <w:spacing w:val="-6"/>
         </w:rPr>
         <w:t xml:space="preserve"> </w:t>
       </w:r>
       <w:r>
+        <w:rPr>
+          <w:b w:val="0"/>
+          <w:bCs w:val="0"/>
+        </w:rPr>
         <w:t>in</w:t>
       </w:r>
       <w:r>
         <w:rPr>
+          <w:b w:val="0"/>
+          <w:bCs w:val="0"/>
           <w:spacing w:val="-8"/>
         </w:rPr>
         <w:t xml:space="preserve"> </w:t>
       </w:r>
       <w:r>
+        <w:rPr>
+          <w:b w:val="0"/>
+          <w:bCs w:val="0"/>
+        </w:rPr>
         <w:t>your</w:t>
       </w:r>
       <w:r>
@@ -12343,6 +12439,10 @@
         <w:t xml:space="preserve"> </w:t>
       </w:r>
       <w:r>
+        <w:rPr>
+          <w:b w:val="0"/>
+          <w:bCs w:val="0"/>
+        </w:rPr>
         <w:t>and</w:t>
       </w:r>
       <w:r>
@@ -12373,6 +12473,16 @@
         </w:rPr>
         <w:t>.</w:t>
       </w:r>
+    </w:p>
+    <w:p>
+      <w:pPr>
+        <w:pStyle w:val="Heading4"/>
+        <w:spacing w:line="242" w:lineRule="exact"/>
+        <w:ind w:left="383" w:firstLine="0"/>
+        <w:rPr>
+          <w:b w:val="0"/>
+        </w:rPr>
+      </w:pPr>
     </w:p>
     <w:p>
       <w:pPr>
@@ -12808,6 +12918,25 @@
         </w:rPr>
         <w:t xml:space="preserve">network. </w:t>
       </w:r>
+    </w:p>
+    <w:p>
+      <w:pPr>
+        <w:pStyle w:val="ListParagraph"/>
+        <w:numPr>
+          <w:ilvl w:val="0"/>
+          <w:numId w:val="27"/>
+        </w:numPr>
+        <w:tabs>
+          <w:tab w:val="left" w:pos="383"/>
+        </w:tabs>
+        <w:spacing w:before="1"/>
+        <w:ind w:right="341"/>
+        <w:rPr>
+          <w:rFonts w:ascii="Wingdings" w:hAnsi="Wingdings"/>
+          <w:sz w:val="20"/>
+          <w:szCs w:val="20"/>
+        </w:rPr>
+      </w:pPr>
       <w:r>
         <w:rPr>
           <w:rFonts w:ascii="Calibri" w:hAnsi="Calibri"/>
@@ -12815,16 +12944,42 @@
           <w:sz w:val="20"/>
           <w:szCs w:val="20"/>
         </w:rPr>
-        <w:t>Key Functions</w:t>
-      </w:r>
+        <w:t xml:space="preserve">Key </w:t>
+      </w:r>
+      <w:proofErr w:type="gramStart"/>
       <w:r>
         <w:rPr>
           <w:rFonts w:ascii="Calibri" w:hAnsi="Calibri"/>
+          <w:b/>
+          <w:sz w:val="20"/>
+          <w:szCs w:val="20"/>
+        </w:rPr>
+        <w:t>Functions</w:t>
+      </w:r>
+      <w:r>
+        <w:rPr>
+          <w:rFonts w:ascii="Calibri" w:hAnsi="Calibri"/>
           <w:sz w:val="20"/>
           <w:szCs w:val="20"/>
         </w:rPr>
         <w:t>:-</w:t>
       </w:r>
+      <w:proofErr w:type="gramEnd"/>
+    </w:p>
+    <w:p>
+      <w:pPr>
+        <w:pStyle w:val="ListParagraph"/>
+        <w:tabs>
+          <w:tab w:val="left" w:pos="383"/>
+        </w:tabs>
+        <w:spacing w:before="1"/>
+        <w:ind w:left="383" w:right="341" w:firstLine="0"/>
+        <w:rPr>
+          <w:rFonts w:ascii="Wingdings" w:hAnsi="Wingdings"/>
+          <w:sz w:val="20"/>
+          <w:szCs w:val="20"/>
+        </w:rPr>
+      </w:pPr>
     </w:p>
     <w:tbl>
       <w:tblPr>
@@ -13730,11 +13885,15 @@
     </w:tbl>
     <w:p>
       <w:pPr>
-        <w:pStyle w:val="BodyText"/>
-        <w:spacing w:before="33"/>
+        <w:pStyle w:val="Heading2"/>
+        <w:tabs>
+          <w:tab w:val="left" w:pos="382"/>
+        </w:tabs>
         <w:ind w:left="0" w:firstLine="0"/>
         <w:rPr>
-          <w:rFonts w:ascii="Calibri"/>
+          <w:rFonts w:ascii="Calibri" w:hAnsi="Calibri"/>
+          <w:sz w:val="20"/>
+          <w:szCs w:val="20"/>
         </w:rPr>
       </w:pPr>
     </w:p>
@@ -13857,6 +14016,7 @@
         </w:rPr>
         <w:t xml:space="preserve"> </w:t>
       </w:r>
+      <w:proofErr w:type="gramStart"/>
       <w:r>
         <w:rPr>
           <w:rFonts w:ascii="Calibri" w:hAnsi="Calibri"/>
@@ -13866,6 +14026,7 @@
         </w:rPr>
         <w:t>IGW:-</w:t>
       </w:r>
+      <w:proofErr w:type="gramEnd"/>
     </w:p>
     <w:p>
       <w:pPr>
@@ -14123,6 +14284,7 @@
         </w:rPr>
         <w:t xml:space="preserve"> </w:t>
       </w:r>
+      <w:proofErr w:type="gramStart"/>
       <w:r>
         <w:rPr>
           <w:rFonts w:ascii="Calibri"/>
@@ -14148,6 +14310,7 @@
         </w:rPr>
         <w:t>of</w:t>
       </w:r>
+      <w:proofErr w:type="gramEnd"/>
       <w:r>
         <w:rPr>
           <w:rFonts w:ascii="Calibri"/>
@@ -15661,6 +15824,7 @@
         </w:rPr>
         <w:t xml:space="preserve"> </w:t>
       </w:r>
+      <w:proofErr w:type="gramStart"/>
       <w:r>
         <w:rPr>
           <w:rFonts w:ascii="Calibri" w:hAnsi="Calibri"/>
@@ -15670,6 +15834,7 @@
         </w:rPr>
         <w:t>Instances:-</w:t>
       </w:r>
+      <w:proofErr w:type="gramEnd"/>
     </w:p>
     <w:p>
       <w:pPr>
@@ -16100,7 +16265,7 @@
           <w:tab w:val="left" w:pos="382"/>
         </w:tabs>
         <w:spacing w:before="1" w:line="293" w:lineRule="exact"/>
-        <w:ind w:left="382" w:hanging="359"/>
+        <w:ind w:left="741" w:hanging="359"/>
         <w:rPr>
           <w:rFonts w:ascii="Courier New" w:hAnsi="Courier New"/>
           <w:sz w:val="20"/>
@@ -16384,7 +16549,7 @@
     <w:p>
       <w:pPr>
         <w:spacing w:line="244" w:lineRule="exact"/>
-        <w:ind w:left="383"/>
+        <w:ind w:left="742"/>
         <w:rPr>
           <w:rFonts w:ascii="Calibri"/>
           <w:b/>
@@ -16479,7 +16644,7 @@
           <w:tab w:val="left" w:pos="382"/>
         </w:tabs>
         <w:spacing w:line="297" w:lineRule="exact"/>
-        <w:ind w:left="382" w:hanging="359"/>
+        <w:ind w:left="741" w:hanging="359"/>
         <w:rPr>
           <w:rFonts w:ascii="Courier New" w:hAnsi="Courier New"/>
           <w:b w:val="0"/>
@@ -16516,7 +16681,7 @@
           <w:tab w:val="left" w:pos="743"/>
         </w:tabs>
         <w:spacing w:line="240" w:lineRule="exact"/>
-        <w:ind w:left="743" w:hanging="360"/>
+        <w:ind w:left="1102" w:hanging="360"/>
         <w:rPr>
           <w:rFonts w:ascii="Calibri"/>
           <w:sz w:val="20"/>
@@ -16748,7 +16913,7 @@
           <w:tab w:val="left" w:pos="743"/>
         </w:tabs>
         <w:spacing w:before="1" w:line="242" w:lineRule="exact"/>
-        <w:ind w:left="743" w:hanging="360"/>
+        <w:ind w:left="1102" w:hanging="360"/>
         <w:rPr>
           <w:rFonts w:ascii="Calibri"/>
           <w:sz w:val="20"/>
@@ -17537,14 +17702,13 @@
       <w:pPr>
         <w:pStyle w:val="ListParagraph"/>
         <w:numPr>
-          <w:ilvl w:val="0"/>
-          <w:numId w:val="9"/>
+          <w:ilvl w:val="1"/>
+          <w:numId w:val="50"/>
         </w:numPr>
         <w:tabs>
           <w:tab w:val="left" w:pos="382"/>
         </w:tabs>
         <w:spacing w:before="2"/>
-        <w:ind w:left="382" w:hanging="359"/>
         <w:rPr>
           <w:rFonts w:ascii="Courier New" w:hAnsi="Courier New"/>
           <w:sz w:val="20"/>
@@ -17696,6 +17860,7 @@
         </w:rPr>
         <w:t xml:space="preserve"> </w:t>
       </w:r>
+      <w:proofErr w:type="gramStart"/>
       <w:r>
         <w:rPr>
           <w:rFonts w:ascii="Calibri" w:hAnsi="Calibri"/>
@@ -17704,6 +17869,7 @@
         </w:rPr>
         <w:t>don’t</w:t>
       </w:r>
+      <w:proofErr w:type="gramEnd"/>
       <w:r>
         <w:rPr>
           <w:rFonts w:ascii="Calibri" w:hAnsi="Calibri"/>
@@ -17764,6 +17930,7 @@
         </w:rPr>
         <w:t xml:space="preserve"> </w:t>
       </w:r>
+      <w:proofErr w:type="gramStart"/>
       <w:r>
         <w:rPr>
           <w:rFonts w:ascii="Calibri" w:hAnsi="Calibri"/>
@@ -17795,6 +17962,7 @@
         </w:rPr>
         <w:t>use</w:t>
       </w:r>
+      <w:proofErr w:type="gramEnd"/>
       <w:r>
         <w:rPr>
           <w:rFonts w:ascii="Calibri" w:hAnsi="Calibri"/>
@@ -17827,6 +17995,7 @@
         </w:rPr>
         <w:t xml:space="preserve"> </w:t>
       </w:r>
+      <w:proofErr w:type="gramStart"/>
       <w:r>
         <w:rPr>
           <w:rFonts w:ascii="Calibri" w:hAnsi="Calibri"/>
@@ -17848,6 +18017,7 @@
         </w:rPr>
         <w:t xml:space="preserve"> )</w:t>
       </w:r>
+      <w:proofErr w:type="gramEnd"/>
     </w:p>
     <w:p>
       <w:pPr>
@@ -18010,22 +18180,6 @@
         </w:rPr>
         <w:t>This?</w:t>
       </w:r>
-    </w:p>
-    <w:p>
-      <w:pPr>
-        <w:pStyle w:val="Heading2"/>
-        <w:rPr>
-          <w:rFonts w:ascii="Wingdings" w:hAnsi="Wingdings"/>
-          <w:b w:val="0"/>
-          <w:sz w:val="20"/>
-          <w:szCs w:val="20"/>
-        </w:rPr>
-        <w:sectPr>
-          <w:pgSz w:w="11910" w:h="16840"/>
-          <w:pgMar w:top="1720" w:right="1417" w:bottom="280" w:left="1417" w:header="720" w:footer="720" w:gutter="0"/>
-          <w:cols w:space="720"/>
-        </w:sectPr>
-      </w:pPr>
     </w:p>
     <w:p>
       <w:pPr>
@@ -18592,6 +18746,7 @@
         </w:rPr>
         <w:t xml:space="preserve"> </w:t>
       </w:r>
+      <w:proofErr w:type="gramStart"/>
       <w:r>
         <w:rPr>
           <w:sz w:val="20"/>
@@ -18599,6 +18754,7 @@
         </w:rPr>
         <w:t>won't</w:t>
       </w:r>
+      <w:proofErr w:type="gramEnd"/>
       <w:r>
         <w:rPr>
           <w:spacing w:val="-3"/>
@@ -19859,6 +20015,10 @@
         <w:pStyle w:val="BodyText"/>
         <w:spacing w:before="77"/>
         <w:ind w:left="0" w:firstLine="0"/>
+        <w:rPr>
+          <w:sz w:val="6"/>
+          <w:szCs w:val="6"/>
+        </w:rPr>
       </w:pPr>
     </w:p>
     <w:p>
@@ -20866,6 +21026,7 @@
           <w:szCs w:val="20"/>
         </w:rPr>
       </w:pPr>
+      <w:proofErr w:type="gramStart"/>
       <w:r>
         <w:rPr>
           <w:i/>
@@ -20874,6 +21035,7 @@
         </w:rPr>
         <w:t>Note:-</w:t>
       </w:r>
+      <w:proofErr w:type="gramEnd"/>
       <w:r>
         <w:rPr>
           <w:i/>
@@ -21566,6 +21728,7 @@
         </w:rPr>
         <w:t xml:space="preserve"> </w:t>
       </w:r>
+      <w:proofErr w:type="spellStart"/>
       <w:r>
         <w:rPr>
           <w:sz w:val="20"/>
@@ -21581,6 +21744,7 @@
         </w:rPr>
         <w:t>xxxx</w:t>
       </w:r>
+      <w:proofErr w:type="spellEnd"/>
     </w:p>
     <w:p>
       <w:pPr>
@@ -22171,6 +22335,20 @@
     </w:p>
     <w:p>
       <w:pPr>
+        <w:pStyle w:val="ListParagraph"/>
+        <w:tabs>
+          <w:tab w:val="left" w:pos="743"/>
+        </w:tabs>
+        <w:spacing w:before="1"/>
+        <w:ind w:firstLine="0"/>
+        <w:rPr>
+          <w:sz w:val="20"/>
+          <w:szCs w:val="20"/>
+        </w:rPr>
+      </w:pPr>
+    </w:p>
+    <w:p>
+      <w:pPr>
         <w:pStyle w:val="BodyText"/>
         <w:spacing w:before="2"/>
         <w:ind w:left="0" w:firstLine="0"/>
@@ -22795,6 +22973,10 @@
         <w:pStyle w:val="BodyText"/>
         <w:spacing w:before="3"/>
         <w:ind w:left="0" w:firstLine="0"/>
+        <w:rPr>
+          <w:sz w:val="8"/>
+          <w:szCs w:val="8"/>
+        </w:rPr>
       </w:pPr>
     </w:p>
     <w:p>
@@ -23116,6 +23298,7 @@
           <w:szCs w:val="20"/>
         </w:rPr>
       </w:pPr>
+      <w:proofErr w:type="gramStart"/>
       <w:r>
         <w:rPr>
           <w:sz w:val="20"/>
@@ -23123,6 +23306,7 @@
         </w:rPr>
         <w:t>Doesn’t</w:t>
       </w:r>
+      <w:proofErr w:type="gramEnd"/>
       <w:r>
         <w:rPr>
           <w:spacing w:val="-10"/>
@@ -23217,8 +23401,9 @@
     </w:p>
     <w:sectPr>
       <w:pgSz w:w="11910" w:h="16840"/>
-      <w:pgMar w:top="1340" w:right="1417" w:bottom="280" w:left="1417" w:header="720" w:footer="720" w:gutter="0"/>
+      <w:pgMar w:top="720" w:right="720" w:bottom="720" w:left="720" w:header="720" w:footer="720" w:gutter="0"/>
       <w:cols w:space="720"/>
+      <w:docGrid w:linePitch="299"/>
     </w:sectPr>
   </w:body>
 </w:document>
@@ -23475,6 +23660,92 @@
     </w:lvl>
   </w:abstractNum>
   <w:abstractNum w:abstractNumId="2" w15:restartNumberingAfterBreak="0">
+    <w:nsid w:val="0897486F"/>
+    <w:multiLevelType w:val="hybridMultilevel"/>
+    <w:tmpl w:val="2E68A576"/>
+    <w:lvl w:ilvl="0" w:tplc="4009000F">
+      <w:start w:val="1"/>
+      <w:numFmt w:val="decimal"/>
+      <w:lvlText w:val="%1."/>
+      <w:lvlJc w:val="left"/>
+      <w:pPr>
+        <w:ind w:left="720" w:hanging="360"/>
+      </w:pPr>
+    </w:lvl>
+    <w:lvl w:ilvl="1" w:tplc="40090019">
+      <w:start w:val="1"/>
+      <w:numFmt w:val="lowerLetter"/>
+      <w:lvlText w:val="%2."/>
+      <w:lvlJc w:val="left"/>
+      <w:pPr>
+        <w:ind w:left="1440" w:hanging="360"/>
+      </w:pPr>
+    </w:lvl>
+    <w:lvl w:ilvl="2" w:tplc="4009001B">
+      <w:start w:val="1"/>
+      <w:numFmt w:val="lowerRoman"/>
+      <w:lvlText w:val="%3."/>
+      <w:lvlJc w:val="right"/>
+      <w:pPr>
+        <w:ind w:left="2160" w:hanging="180"/>
+      </w:pPr>
+    </w:lvl>
+    <w:lvl w:ilvl="3" w:tplc="4009000F" w:tentative="1">
+      <w:start w:val="1"/>
+      <w:numFmt w:val="decimal"/>
+      <w:lvlText w:val="%4."/>
+      <w:lvlJc w:val="left"/>
+      <w:pPr>
+        <w:ind w:left="2880" w:hanging="360"/>
+      </w:pPr>
+    </w:lvl>
+    <w:lvl w:ilvl="4" w:tplc="40090019" w:tentative="1">
+      <w:start w:val="1"/>
+      <w:numFmt w:val="lowerLetter"/>
+      <w:lvlText w:val="%5."/>
+      <w:lvlJc w:val="left"/>
+      <w:pPr>
+        <w:ind w:left="3600" w:hanging="360"/>
+      </w:pPr>
+    </w:lvl>
+    <w:lvl w:ilvl="5" w:tplc="4009001B" w:tentative="1">
+      <w:start w:val="1"/>
+      <w:numFmt w:val="lowerRoman"/>
+      <w:lvlText w:val="%6."/>
+      <w:lvlJc w:val="right"/>
+      <w:pPr>
+        <w:ind w:left="4320" w:hanging="180"/>
+      </w:pPr>
+    </w:lvl>
+    <w:lvl w:ilvl="6" w:tplc="4009000F" w:tentative="1">
+      <w:start w:val="1"/>
+      <w:numFmt w:val="decimal"/>
+      <w:lvlText w:val="%7."/>
+      <w:lvlJc w:val="left"/>
+      <w:pPr>
+        <w:ind w:left="5040" w:hanging="360"/>
+      </w:pPr>
+    </w:lvl>
+    <w:lvl w:ilvl="7" w:tplc="40090019" w:tentative="1">
+      <w:start w:val="1"/>
+      <w:numFmt w:val="lowerLetter"/>
+      <w:lvlText w:val="%8."/>
+      <w:lvlJc w:val="left"/>
+      <w:pPr>
+        <w:ind w:left="5760" w:hanging="360"/>
+      </w:pPr>
+    </w:lvl>
+    <w:lvl w:ilvl="8" w:tplc="4009001B" w:tentative="1">
+      <w:start w:val="1"/>
+      <w:numFmt w:val="lowerRoman"/>
+      <w:lvlText w:val="%9."/>
+      <w:lvlJc w:val="right"/>
+      <w:pPr>
+        <w:ind w:left="6480" w:hanging="180"/>
+      </w:pPr>
+    </w:lvl>
+  </w:abstractNum>
+  <w:abstractNum w:abstractNumId="3" w15:restartNumberingAfterBreak="0">
     <w:nsid w:val="09FC408E"/>
     <w:multiLevelType w:val="hybridMultilevel"/>
     <w:tmpl w:val="2C5646DC"/>
@@ -23607,7 +23878,7 @@
       </w:rPr>
     </w:lvl>
   </w:abstractNum>
-  <w:abstractNum w:abstractNumId="3" w15:restartNumberingAfterBreak="0">
+  <w:abstractNum w:abstractNumId="4" w15:restartNumberingAfterBreak="0">
     <w:nsid w:val="100B1B84"/>
     <w:multiLevelType w:val="hybridMultilevel"/>
     <w:tmpl w:val="9FC01CF0"/>
@@ -23729,7 +24000,355 @@
       </w:rPr>
     </w:lvl>
   </w:abstractNum>
-  <w:abstractNum w:abstractNumId="4" w15:restartNumberingAfterBreak="0">
+  <w:abstractNum w:abstractNumId="5" w15:restartNumberingAfterBreak="0">
+    <w:nsid w:val="11F0472F"/>
+    <w:multiLevelType w:val="hybridMultilevel"/>
+    <w:tmpl w:val="D284BF44"/>
+    <w:lvl w:ilvl="0" w:tplc="FFFFFFFF">
+      <w:start w:val="1"/>
+      <w:numFmt w:val="decimal"/>
+      <w:lvlText w:val="%1."/>
+      <w:lvlJc w:val="left"/>
+      <w:pPr>
+        <w:ind w:left="744" w:hanging="361"/>
+      </w:pPr>
+      <w:rPr>
+        <w:rFonts w:hint="default"/>
+        <w:spacing w:val="0"/>
+        <w:w w:val="100"/>
+        <w:lang w:val="en-US" w:eastAsia="en-US" w:bidi="ar-SA"/>
+      </w:rPr>
+    </w:lvl>
+    <w:lvl w:ilvl="1" w:tplc="40090005">
+      <w:start w:val="1"/>
+      <w:numFmt w:val="bullet"/>
+      <w:lvlText w:val=""/>
+      <w:lvlJc w:val="left"/>
+      <w:pPr>
+        <w:ind w:left="743" w:hanging="360"/>
+      </w:pPr>
+      <w:rPr>
+        <w:rFonts w:ascii="Wingdings" w:hAnsi="Wingdings" w:hint="default"/>
+      </w:rPr>
+    </w:lvl>
+    <w:lvl w:ilvl="2" w:tplc="FFFFFFFF">
+      <w:numFmt w:val="bullet"/>
+      <w:lvlText w:val="•"/>
+      <w:lvlJc w:val="left"/>
+      <w:pPr>
+        <w:ind w:left="2406" w:hanging="361"/>
+      </w:pPr>
+      <w:rPr>
+        <w:rFonts w:hint="default"/>
+        <w:lang w:val="en-US" w:eastAsia="en-US" w:bidi="ar-SA"/>
+      </w:rPr>
+    </w:lvl>
+    <w:lvl w:ilvl="3" w:tplc="FFFFFFFF">
+      <w:numFmt w:val="bullet"/>
+      <w:lvlText w:val="•"/>
+      <w:lvlJc w:val="left"/>
+      <w:pPr>
+        <w:ind w:left="3239" w:hanging="361"/>
+      </w:pPr>
+      <w:rPr>
+        <w:rFonts w:hint="default"/>
+        <w:lang w:val="en-US" w:eastAsia="en-US" w:bidi="ar-SA"/>
+      </w:rPr>
+    </w:lvl>
+    <w:lvl w:ilvl="4" w:tplc="FFFFFFFF">
+      <w:numFmt w:val="bullet"/>
+      <w:lvlText w:val="•"/>
+      <w:lvlJc w:val="left"/>
+      <w:pPr>
+        <w:ind w:left="4072" w:hanging="361"/>
+      </w:pPr>
+      <w:rPr>
+        <w:rFonts w:hint="default"/>
+        <w:lang w:val="en-US" w:eastAsia="en-US" w:bidi="ar-SA"/>
+      </w:rPr>
+    </w:lvl>
+    <w:lvl w:ilvl="5" w:tplc="FFFFFFFF">
+      <w:numFmt w:val="bullet"/>
+      <w:lvlText w:val="•"/>
+      <w:lvlJc w:val="left"/>
+      <w:pPr>
+        <w:ind w:left="4905" w:hanging="361"/>
+      </w:pPr>
+      <w:rPr>
+        <w:rFonts w:hint="default"/>
+        <w:lang w:val="en-US" w:eastAsia="en-US" w:bidi="ar-SA"/>
+      </w:rPr>
+    </w:lvl>
+    <w:lvl w:ilvl="6" w:tplc="FFFFFFFF">
+      <w:numFmt w:val="bullet"/>
+      <w:lvlText w:val="•"/>
+      <w:lvlJc w:val="left"/>
+      <w:pPr>
+        <w:ind w:left="5738" w:hanging="361"/>
+      </w:pPr>
+      <w:rPr>
+        <w:rFonts w:hint="default"/>
+        <w:lang w:val="en-US" w:eastAsia="en-US" w:bidi="ar-SA"/>
+      </w:rPr>
+    </w:lvl>
+    <w:lvl w:ilvl="7" w:tplc="FFFFFFFF">
+      <w:numFmt w:val="bullet"/>
+      <w:lvlText w:val="•"/>
+      <w:lvlJc w:val="left"/>
+      <w:pPr>
+        <w:ind w:left="6571" w:hanging="361"/>
+      </w:pPr>
+      <w:rPr>
+        <w:rFonts w:hint="default"/>
+        <w:lang w:val="en-US" w:eastAsia="en-US" w:bidi="ar-SA"/>
+      </w:rPr>
+    </w:lvl>
+    <w:lvl w:ilvl="8" w:tplc="FFFFFFFF">
+      <w:numFmt w:val="bullet"/>
+      <w:lvlText w:val="•"/>
+      <w:lvlJc w:val="left"/>
+      <w:pPr>
+        <w:ind w:left="7404" w:hanging="361"/>
+      </w:pPr>
+      <w:rPr>
+        <w:rFonts w:hint="default"/>
+        <w:lang w:val="en-US" w:eastAsia="en-US" w:bidi="ar-SA"/>
+      </w:rPr>
+    </w:lvl>
+  </w:abstractNum>
+  <w:abstractNum w:abstractNumId="6" w15:restartNumberingAfterBreak="0">
+    <w:nsid w:val="1239581B"/>
+    <w:multiLevelType w:val="hybridMultilevel"/>
+    <w:tmpl w:val="9800D998"/>
+    <w:lvl w:ilvl="0" w:tplc="4009000B">
+      <w:start w:val="1"/>
+      <w:numFmt w:val="bullet"/>
+      <w:lvlText w:val=""/>
+      <w:lvlJc w:val="left"/>
+      <w:pPr>
+        <w:ind w:left="1019" w:hanging="360"/>
+      </w:pPr>
+      <w:rPr>
+        <w:rFonts w:ascii="Wingdings" w:hAnsi="Wingdings" w:hint="default"/>
+      </w:rPr>
+    </w:lvl>
+    <w:lvl w:ilvl="1" w:tplc="40090003" w:tentative="1">
+      <w:start w:val="1"/>
+      <w:numFmt w:val="bullet"/>
+      <w:lvlText w:val="o"/>
+      <w:lvlJc w:val="left"/>
+      <w:pPr>
+        <w:ind w:left="1739" w:hanging="360"/>
+      </w:pPr>
+      <w:rPr>
+        <w:rFonts w:ascii="Courier New" w:hAnsi="Courier New" w:cs="Courier New" w:hint="default"/>
+      </w:rPr>
+    </w:lvl>
+    <w:lvl w:ilvl="2" w:tplc="40090005" w:tentative="1">
+      <w:start w:val="1"/>
+      <w:numFmt w:val="bullet"/>
+      <w:lvlText w:val=""/>
+      <w:lvlJc w:val="left"/>
+      <w:pPr>
+        <w:ind w:left="2459" w:hanging="360"/>
+      </w:pPr>
+      <w:rPr>
+        <w:rFonts w:ascii="Wingdings" w:hAnsi="Wingdings" w:hint="default"/>
+      </w:rPr>
+    </w:lvl>
+    <w:lvl w:ilvl="3" w:tplc="40090001" w:tentative="1">
+      <w:start w:val="1"/>
+      <w:numFmt w:val="bullet"/>
+      <w:lvlText w:val=""/>
+      <w:lvlJc w:val="left"/>
+      <w:pPr>
+        <w:ind w:left="3179" w:hanging="360"/>
+      </w:pPr>
+      <w:rPr>
+        <w:rFonts w:ascii="Symbol" w:hAnsi="Symbol" w:hint="default"/>
+      </w:rPr>
+    </w:lvl>
+    <w:lvl w:ilvl="4" w:tplc="40090003" w:tentative="1">
+      <w:start w:val="1"/>
+      <w:numFmt w:val="bullet"/>
+      <w:lvlText w:val="o"/>
+      <w:lvlJc w:val="left"/>
+      <w:pPr>
+        <w:ind w:left="3899" w:hanging="360"/>
+      </w:pPr>
+      <w:rPr>
+        <w:rFonts w:ascii="Courier New" w:hAnsi="Courier New" w:cs="Courier New" w:hint="default"/>
+      </w:rPr>
+    </w:lvl>
+    <w:lvl w:ilvl="5" w:tplc="40090005" w:tentative="1">
+      <w:start w:val="1"/>
+      <w:numFmt w:val="bullet"/>
+      <w:lvlText w:val=""/>
+      <w:lvlJc w:val="left"/>
+      <w:pPr>
+        <w:ind w:left="4619" w:hanging="360"/>
+      </w:pPr>
+      <w:rPr>
+        <w:rFonts w:ascii="Wingdings" w:hAnsi="Wingdings" w:hint="default"/>
+      </w:rPr>
+    </w:lvl>
+    <w:lvl w:ilvl="6" w:tplc="40090001" w:tentative="1">
+      <w:start w:val="1"/>
+      <w:numFmt w:val="bullet"/>
+      <w:lvlText w:val=""/>
+      <w:lvlJc w:val="left"/>
+      <w:pPr>
+        <w:ind w:left="5339" w:hanging="360"/>
+      </w:pPr>
+      <w:rPr>
+        <w:rFonts w:ascii="Symbol" w:hAnsi="Symbol" w:hint="default"/>
+      </w:rPr>
+    </w:lvl>
+    <w:lvl w:ilvl="7" w:tplc="40090003" w:tentative="1">
+      <w:start w:val="1"/>
+      <w:numFmt w:val="bullet"/>
+      <w:lvlText w:val="o"/>
+      <w:lvlJc w:val="left"/>
+      <w:pPr>
+        <w:ind w:left="6059" w:hanging="360"/>
+      </w:pPr>
+      <w:rPr>
+        <w:rFonts w:ascii="Courier New" w:hAnsi="Courier New" w:cs="Courier New" w:hint="default"/>
+      </w:rPr>
+    </w:lvl>
+    <w:lvl w:ilvl="8" w:tplc="40090005" w:tentative="1">
+      <w:start w:val="1"/>
+      <w:numFmt w:val="bullet"/>
+      <w:lvlText w:val=""/>
+      <w:lvlJc w:val="left"/>
+      <w:pPr>
+        <w:ind w:left="6779" w:hanging="360"/>
+      </w:pPr>
+      <w:rPr>
+        <w:rFonts w:ascii="Wingdings" w:hAnsi="Wingdings" w:hint="default"/>
+      </w:rPr>
+    </w:lvl>
+  </w:abstractNum>
+  <w:abstractNum w:abstractNumId="7" w15:restartNumberingAfterBreak="0">
+    <w:nsid w:val="13FA1B45"/>
+    <w:multiLevelType w:val="hybridMultilevel"/>
+    <w:tmpl w:val="1892163E"/>
+    <w:lvl w:ilvl="0" w:tplc="4009000B">
+      <w:start w:val="1"/>
+      <w:numFmt w:val="bullet"/>
+      <w:lvlText w:val=""/>
+      <w:lvlJc w:val="left"/>
+      <w:pPr>
+        <w:ind w:left="644" w:hanging="361"/>
+      </w:pPr>
+      <w:rPr>
+        <w:rFonts w:ascii="Wingdings" w:hAnsi="Wingdings" w:hint="default"/>
+        <w:spacing w:val="0"/>
+        <w:w w:val="99"/>
+        <w:lang w:val="en-US" w:eastAsia="en-US" w:bidi="ar-SA"/>
+      </w:rPr>
+    </w:lvl>
+    <w:lvl w:ilvl="1" w:tplc="FFFFFFFF">
+      <w:start w:val="1"/>
+      <w:numFmt w:val="decimal"/>
+      <w:lvlText w:val="%2."/>
+      <w:lvlJc w:val="left"/>
+      <w:pPr>
+        <w:ind w:left="1353" w:hanging="360"/>
+      </w:pPr>
+      <w:rPr>
+        <w:rFonts w:hint="default"/>
+        <w:spacing w:val="0"/>
+        <w:w w:val="100"/>
+        <w:lang w:val="en-US" w:eastAsia="en-US" w:bidi="ar-SA"/>
+      </w:rPr>
+    </w:lvl>
+    <w:lvl w:ilvl="2" w:tplc="FFFFFFFF">
+      <w:numFmt w:val="bullet"/>
+      <w:lvlText w:val="•"/>
+      <w:lvlJc w:val="left"/>
+      <w:pPr>
+        <w:ind w:left="2205" w:hanging="360"/>
+      </w:pPr>
+      <w:rPr>
+        <w:rFonts w:hint="default"/>
+        <w:lang w:val="en-US" w:eastAsia="en-US" w:bidi="ar-SA"/>
+      </w:rPr>
+    </w:lvl>
+    <w:lvl w:ilvl="3" w:tplc="FFFFFFFF">
+      <w:numFmt w:val="bullet"/>
+      <w:lvlText w:val="•"/>
+      <w:lvlJc w:val="left"/>
+      <w:pPr>
+        <w:ind w:left="3051" w:hanging="360"/>
+      </w:pPr>
+      <w:rPr>
+        <w:rFonts w:hint="default"/>
+        <w:lang w:val="en-US" w:eastAsia="en-US" w:bidi="ar-SA"/>
+      </w:rPr>
+    </w:lvl>
+    <w:lvl w:ilvl="4" w:tplc="FFFFFFFF">
+      <w:numFmt w:val="bullet"/>
+      <w:lvlText w:val="•"/>
+      <w:lvlJc w:val="left"/>
+      <w:pPr>
+        <w:ind w:left="3896" w:hanging="360"/>
+      </w:pPr>
+      <w:rPr>
+        <w:rFonts w:hint="default"/>
+        <w:lang w:val="en-US" w:eastAsia="en-US" w:bidi="ar-SA"/>
+      </w:rPr>
+    </w:lvl>
+    <w:lvl w:ilvl="5" w:tplc="FFFFFFFF">
+      <w:numFmt w:val="bullet"/>
+      <w:lvlText w:val="•"/>
+      <w:lvlJc w:val="left"/>
+      <w:pPr>
+        <w:ind w:left="4742" w:hanging="360"/>
+      </w:pPr>
+      <w:rPr>
+        <w:rFonts w:hint="default"/>
+        <w:lang w:val="en-US" w:eastAsia="en-US" w:bidi="ar-SA"/>
+      </w:rPr>
+    </w:lvl>
+    <w:lvl w:ilvl="6" w:tplc="FFFFFFFF">
+      <w:numFmt w:val="bullet"/>
+      <w:lvlText w:val="•"/>
+      <w:lvlJc w:val="left"/>
+      <w:pPr>
+        <w:ind w:left="5587" w:hanging="360"/>
+      </w:pPr>
+      <w:rPr>
+        <w:rFonts w:hint="default"/>
+        <w:lang w:val="en-US" w:eastAsia="en-US" w:bidi="ar-SA"/>
+      </w:rPr>
+    </w:lvl>
+    <w:lvl w:ilvl="7" w:tplc="FFFFFFFF">
+      <w:numFmt w:val="bullet"/>
+      <w:lvlText w:val="•"/>
+      <w:lvlJc w:val="left"/>
+      <w:pPr>
+        <w:ind w:left="6433" w:hanging="360"/>
+      </w:pPr>
+      <w:rPr>
+        <w:rFonts w:hint="default"/>
+        <w:lang w:val="en-US" w:eastAsia="en-US" w:bidi="ar-SA"/>
+      </w:rPr>
+    </w:lvl>
+    <w:lvl w:ilvl="8" w:tplc="FFFFFFFF">
+      <w:numFmt w:val="bullet"/>
+      <w:lvlText w:val="•"/>
+      <w:lvlJc w:val="left"/>
+      <w:pPr>
+        <w:ind w:left="7278" w:hanging="360"/>
+      </w:pPr>
+      <w:rPr>
+        <w:rFonts w:hint="default"/>
+        <w:lang w:val="en-US" w:eastAsia="en-US" w:bidi="ar-SA"/>
+      </w:rPr>
+    </w:lvl>
+  </w:abstractNum>
+  <w:abstractNum w:abstractNumId="8" w15:restartNumberingAfterBreak="0">
     <w:nsid w:val="146519BF"/>
     <w:multiLevelType w:val="hybridMultilevel"/>
     <w:tmpl w:val="3D1CA3C6"/>
@@ -23818,7 +24437,7 @@
       </w:pPr>
     </w:lvl>
   </w:abstractNum>
-  <w:abstractNum w:abstractNumId="5" w15:restartNumberingAfterBreak="0">
+  <w:abstractNum w:abstractNumId="9" w15:restartNumberingAfterBreak="0">
     <w:nsid w:val="1622454E"/>
     <w:multiLevelType w:val="hybridMultilevel"/>
     <w:tmpl w:val="7FC4EF40"/>
@@ -23949,7 +24568,7 @@
       </w:rPr>
     </w:lvl>
   </w:abstractNum>
-  <w:abstractNum w:abstractNumId="6" w15:restartNumberingAfterBreak="0">
+  <w:abstractNum w:abstractNumId="10" w15:restartNumberingAfterBreak="0">
     <w:nsid w:val="169456FF"/>
     <w:multiLevelType w:val="hybridMultilevel"/>
     <w:tmpl w:val="8DD0D87C"/>
@@ -24062,7 +24681,7 @@
       </w:rPr>
     </w:lvl>
   </w:abstractNum>
-  <w:abstractNum w:abstractNumId="7" w15:restartNumberingAfterBreak="0">
+  <w:abstractNum w:abstractNumId="11" w15:restartNumberingAfterBreak="0">
     <w:nsid w:val="18B455E2"/>
     <w:multiLevelType w:val="hybridMultilevel"/>
     <w:tmpl w:val="286AE548"/>
@@ -24183,7 +24802,93 @@
       </w:rPr>
     </w:lvl>
   </w:abstractNum>
-  <w:abstractNum w:abstractNumId="8" w15:restartNumberingAfterBreak="0">
+  <w:abstractNum w:abstractNumId="12" w15:restartNumberingAfterBreak="0">
+    <w:nsid w:val="1B316DE7"/>
+    <w:multiLevelType w:val="hybridMultilevel"/>
+    <w:tmpl w:val="FA0AF158"/>
+    <w:lvl w:ilvl="0" w:tplc="4009000F">
+      <w:start w:val="1"/>
+      <w:numFmt w:val="decimal"/>
+      <w:lvlText w:val="%1."/>
+      <w:lvlJc w:val="left"/>
+      <w:pPr>
+        <w:ind w:left="720" w:hanging="360"/>
+      </w:pPr>
+    </w:lvl>
+    <w:lvl w:ilvl="1" w:tplc="40090019">
+      <w:start w:val="1"/>
+      <w:numFmt w:val="lowerLetter"/>
+      <w:lvlText w:val="%2."/>
+      <w:lvlJc w:val="left"/>
+      <w:pPr>
+        <w:ind w:left="1440" w:hanging="360"/>
+      </w:pPr>
+    </w:lvl>
+    <w:lvl w:ilvl="2" w:tplc="4009001B">
+      <w:start w:val="1"/>
+      <w:numFmt w:val="lowerRoman"/>
+      <w:lvlText w:val="%3."/>
+      <w:lvlJc w:val="right"/>
+      <w:pPr>
+        <w:ind w:left="2160" w:hanging="180"/>
+      </w:pPr>
+    </w:lvl>
+    <w:lvl w:ilvl="3" w:tplc="4009000F" w:tentative="1">
+      <w:start w:val="1"/>
+      <w:numFmt w:val="decimal"/>
+      <w:lvlText w:val="%4."/>
+      <w:lvlJc w:val="left"/>
+      <w:pPr>
+        <w:ind w:left="2880" w:hanging="360"/>
+      </w:pPr>
+    </w:lvl>
+    <w:lvl w:ilvl="4" w:tplc="40090019" w:tentative="1">
+      <w:start w:val="1"/>
+      <w:numFmt w:val="lowerLetter"/>
+      <w:lvlText w:val="%5."/>
+      <w:lvlJc w:val="left"/>
+      <w:pPr>
+        <w:ind w:left="3600" w:hanging="360"/>
+      </w:pPr>
+    </w:lvl>
+    <w:lvl w:ilvl="5" w:tplc="4009001B" w:tentative="1">
+      <w:start w:val="1"/>
+      <w:numFmt w:val="lowerRoman"/>
+      <w:lvlText w:val="%6."/>
+      <w:lvlJc w:val="right"/>
+      <w:pPr>
+        <w:ind w:left="4320" w:hanging="180"/>
+      </w:pPr>
+    </w:lvl>
+    <w:lvl w:ilvl="6" w:tplc="4009000F" w:tentative="1">
+      <w:start w:val="1"/>
+      <w:numFmt w:val="decimal"/>
+      <w:lvlText w:val="%7."/>
+      <w:lvlJc w:val="left"/>
+      <w:pPr>
+        <w:ind w:left="5040" w:hanging="360"/>
+      </w:pPr>
+    </w:lvl>
+    <w:lvl w:ilvl="7" w:tplc="40090019" w:tentative="1">
+      <w:start w:val="1"/>
+      <w:numFmt w:val="lowerLetter"/>
+      <w:lvlText w:val="%8."/>
+      <w:lvlJc w:val="left"/>
+      <w:pPr>
+        <w:ind w:left="5760" w:hanging="360"/>
+      </w:pPr>
+    </w:lvl>
+    <w:lvl w:ilvl="8" w:tplc="4009001B" w:tentative="1">
+      <w:start w:val="1"/>
+      <w:numFmt w:val="lowerRoman"/>
+      <w:lvlText w:val="%9."/>
+      <w:lvlJc w:val="right"/>
+      <w:pPr>
+        <w:ind w:left="6480" w:hanging="180"/>
+      </w:pPr>
+    </w:lvl>
+  </w:abstractNum>
+  <w:abstractNum w:abstractNumId="13" w15:restartNumberingAfterBreak="0">
     <w:nsid w:val="21C24CD2"/>
     <w:multiLevelType w:val="hybridMultilevel"/>
     <w:tmpl w:val="9D44AE7A"/>
@@ -24306,7 +25011,93 @@
       </w:rPr>
     </w:lvl>
   </w:abstractNum>
-  <w:abstractNum w:abstractNumId="9" w15:restartNumberingAfterBreak="0">
+  <w:abstractNum w:abstractNumId="14" w15:restartNumberingAfterBreak="0">
+    <w:nsid w:val="22251315"/>
+    <w:multiLevelType w:val="hybridMultilevel"/>
+    <w:tmpl w:val="8C728F3A"/>
+    <w:lvl w:ilvl="0" w:tplc="4009000F">
+      <w:start w:val="1"/>
+      <w:numFmt w:val="decimal"/>
+      <w:lvlText w:val="%1."/>
+      <w:lvlJc w:val="left"/>
+      <w:pPr>
+        <w:ind w:left="1464" w:hanging="360"/>
+      </w:pPr>
+    </w:lvl>
+    <w:lvl w:ilvl="1" w:tplc="40090019" w:tentative="1">
+      <w:start w:val="1"/>
+      <w:numFmt w:val="lowerLetter"/>
+      <w:lvlText w:val="%2."/>
+      <w:lvlJc w:val="left"/>
+      <w:pPr>
+        <w:ind w:left="2184" w:hanging="360"/>
+      </w:pPr>
+    </w:lvl>
+    <w:lvl w:ilvl="2" w:tplc="4009001B" w:tentative="1">
+      <w:start w:val="1"/>
+      <w:numFmt w:val="lowerRoman"/>
+      <w:lvlText w:val="%3."/>
+      <w:lvlJc w:val="right"/>
+      <w:pPr>
+        <w:ind w:left="2904" w:hanging="180"/>
+      </w:pPr>
+    </w:lvl>
+    <w:lvl w:ilvl="3" w:tplc="4009000F" w:tentative="1">
+      <w:start w:val="1"/>
+      <w:numFmt w:val="decimal"/>
+      <w:lvlText w:val="%4."/>
+      <w:lvlJc w:val="left"/>
+      <w:pPr>
+        <w:ind w:left="3624" w:hanging="360"/>
+      </w:pPr>
+    </w:lvl>
+    <w:lvl w:ilvl="4" w:tplc="40090019" w:tentative="1">
+      <w:start w:val="1"/>
+      <w:numFmt w:val="lowerLetter"/>
+      <w:lvlText w:val="%5."/>
+      <w:lvlJc w:val="left"/>
+      <w:pPr>
+        <w:ind w:left="4344" w:hanging="360"/>
+      </w:pPr>
+    </w:lvl>
+    <w:lvl w:ilvl="5" w:tplc="4009001B" w:tentative="1">
+      <w:start w:val="1"/>
+      <w:numFmt w:val="lowerRoman"/>
+      <w:lvlText w:val="%6."/>
+      <w:lvlJc w:val="right"/>
+      <w:pPr>
+        <w:ind w:left="5064" w:hanging="180"/>
+      </w:pPr>
+    </w:lvl>
+    <w:lvl w:ilvl="6" w:tplc="4009000F" w:tentative="1">
+      <w:start w:val="1"/>
+      <w:numFmt w:val="decimal"/>
+      <w:lvlText w:val="%7."/>
+      <w:lvlJc w:val="left"/>
+      <w:pPr>
+        <w:ind w:left="5784" w:hanging="360"/>
+      </w:pPr>
+    </w:lvl>
+    <w:lvl w:ilvl="7" w:tplc="40090019" w:tentative="1">
+      <w:start w:val="1"/>
+      <w:numFmt w:val="lowerLetter"/>
+      <w:lvlText w:val="%8."/>
+      <w:lvlJc w:val="left"/>
+      <w:pPr>
+        <w:ind w:left="6504" w:hanging="360"/>
+      </w:pPr>
+    </w:lvl>
+    <w:lvl w:ilvl="8" w:tplc="4009001B" w:tentative="1">
+      <w:start w:val="1"/>
+      <w:numFmt w:val="lowerRoman"/>
+      <w:lvlText w:val="%9."/>
+      <w:lvlJc w:val="right"/>
+      <w:pPr>
+        <w:ind w:left="7224" w:hanging="180"/>
+      </w:pPr>
+    </w:lvl>
+  </w:abstractNum>
+  <w:abstractNum w:abstractNumId="15" w15:restartNumberingAfterBreak="0">
     <w:nsid w:val="23B46483"/>
     <w:multiLevelType w:val="hybridMultilevel"/>
     <w:tmpl w:val="A62454A8"/>
@@ -24419,7 +25210,7 @@
       </w:rPr>
     </w:lvl>
   </w:abstractNum>
-  <w:abstractNum w:abstractNumId="10" w15:restartNumberingAfterBreak="0">
+  <w:abstractNum w:abstractNumId="16" w15:restartNumberingAfterBreak="0">
     <w:nsid w:val="24824C3D"/>
     <w:multiLevelType w:val="hybridMultilevel"/>
     <w:tmpl w:val="28A46DB0"/>
@@ -24443,7 +25234,7 @@
       <w:lvlText w:val="%2."/>
       <w:lvlJc w:val="left"/>
       <w:pPr>
-        <w:ind w:left="1364" w:hanging="360"/>
+        <w:ind w:left="1353" w:hanging="360"/>
       </w:pPr>
       <w:rPr>
         <w:rFonts w:hint="default"/>
@@ -24537,7 +25328,7 @@
       </w:rPr>
     </w:lvl>
   </w:abstractNum>
-  <w:abstractNum w:abstractNumId="11" w15:restartNumberingAfterBreak="0">
+  <w:abstractNum w:abstractNumId="17" w15:restartNumberingAfterBreak="0">
     <w:nsid w:val="24F33085"/>
     <w:multiLevelType w:val="hybridMultilevel"/>
     <w:tmpl w:val="5AAAC4DE"/>
@@ -24650,7 +25441,7 @@
       </w:rPr>
     </w:lvl>
   </w:abstractNum>
-  <w:abstractNum w:abstractNumId="12" w15:restartNumberingAfterBreak="0">
+  <w:abstractNum w:abstractNumId="18" w15:restartNumberingAfterBreak="0">
     <w:nsid w:val="29665B2E"/>
     <w:multiLevelType w:val="hybridMultilevel"/>
     <w:tmpl w:val="6C0C718E"/>
@@ -24772,7 +25563,7 @@
       </w:rPr>
     </w:lvl>
   </w:abstractNum>
-  <w:abstractNum w:abstractNumId="13" w15:restartNumberingAfterBreak="0">
+  <w:abstractNum w:abstractNumId="19" w15:restartNumberingAfterBreak="0">
     <w:nsid w:val="2B3D787B"/>
     <w:multiLevelType w:val="hybridMultilevel"/>
     <w:tmpl w:val="12C80010"/>
@@ -24903,7 +25694,7 @@
       </w:rPr>
     </w:lvl>
   </w:abstractNum>
-  <w:abstractNum w:abstractNumId="14" w15:restartNumberingAfterBreak="0">
+  <w:abstractNum w:abstractNumId="20" w15:restartNumberingAfterBreak="0">
     <w:nsid w:val="307A6666"/>
     <w:multiLevelType w:val="hybridMultilevel"/>
     <w:tmpl w:val="3F2A99F4"/>
@@ -25027,7 +25818,7 @@
       </w:rPr>
     </w:lvl>
   </w:abstractNum>
-  <w:abstractNum w:abstractNumId="15" w15:restartNumberingAfterBreak="0">
+  <w:abstractNum w:abstractNumId="21" w15:restartNumberingAfterBreak="0">
     <w:nsid w:val="33517801"/>
     <w:multiLevelType w:val="hybridMultilevel"/>
     <w:tmpl w:val="04023A1E"/>
@@ -25151,7 +25942,7 @@
       </w:rPr>
     </w:lvl>
   </w:abstractNum>
-  <w:abstractNum w:abstractNumId="16" w15:restartNumberingAfterBreak="0">
+  <w:abstractNum w:abstractNumId="22" w15:restartNumberingAfterBreak="0">
     <w:nsid w:val="350827A2"/>
     <w:multiLevelType w:val="hybridMultilevel"/>
     <w:tmpl w:val="543C12E2"/>
@@ -25280,7 +26071,7 @@
       </w:rPr>
     </w:lvl>
   </w:abstractNum>
-  <w:abstractNum w:abstractNumId="17" w15:restartNumberingAfterBreak="0">
+  <w:abstractNum w:abstractNumId="23" w15:restartNumberingAfterBreak="0">
     <w:nsid w:val="37CA0E02"/>
     <w:multiLevelType w:val="hybridMultilevel"/>
     <w:tmpl w:val="32DC940A"/>
@@ -25410,7 +26201,7 @@
       </w:rPr>
     </w:lvl>
   </w:abstractNum>
-  <w:abstractNum w:abstractNumId="18" w15:restartNumberingAfterBreak="0">
+  <w:abstractNum w:abstractNumId="24" w15:restartNumberingAfterBreak="0">
     <w:nsid w:val="38473203"/>
     <w:multiLevelType w:val="hybridMultilevel"/>
     <w:tmpl w:val="8EB6429E"/>
@@ -25534,7 +26325,7 @@
       </w:rPr>
     </w:lvl>
   </w:abstractNum>
-  <w:abstractNum w:abstractNumId="19" w15:restartNumberingAfterBreak="0">
+  <w:abstractNum w:abstractNumId="25" w15:restartNumberingAfterBreak="0">
     <w:nsid w:val="38A9635E"/>
     <w:multiLevelType w:val="hybridMultilevel"/>
     <w:tmpl w:val="C9C2D2F0"/>
@@ -25647,7 +26438,7 @@
       </w:rPr>
     </w:lvl>
   </w:abstractNum>
-  <w:abstractNum w:abstractNumId="20" w15:restartNumberingAfterBreak="0">
+  <w:abstractNum w:abstractNumId="26" w15:restartNumberingAfterBreak="0">
     <w:nsid w:val="38C402C5"/>
     <w:multiLevelType w:val="hybridMultilevel"/>
     <w:tmpl w:val="875C641C"/>
@@ -25780,7 +26571,7 @@
       </w:rPr>
     </w:lvl>
   </w:abstractNum>
-  <w:abstractNum w:abstractNumId="21" w15:restartNumberingAfterBreak="0">
+  <w:abstractNum w:abstractNumId="27" w15:restartNumberingAfterBreak="0">
     <w:nsid w:val="3A256A26"/>
     <w:multiLevelType w:val="hybridMultilevel"/>
     <w:tmpl w:val="DDFA3E02"/>
@@ -25895,7 +26686,7 @@
       </w:rPr>
     </w:lvl>
   </w:abstractNum>
-  <w:abstractNum w:abstractNumId="22" w15:restartNumberingAfterBreak="0">
+  <w:abstractNum w:abstractNumId="28" w15:restartNumberingAfterBreak="0">
     <w:nsid w:val="3A6D25B2"/>
     <w:multiLevelType w:val="hybridMultilevel"/>
     <w:tmpl w:val="C958E820"/>
@@ -26016,7 +26807,7 @@
       </w:rPr>
     </w:lvl>
   </w:abstractNum>
-  <w:abstractNum w:abstractNumId="23" w15:restartNumberingAfterBreak="0">
+  <w:abstractNum w:abstractNumId="29" w15:restartNumberingAfterBreak="0">
     <w:nsid w:val="3B33422F"/>
     <w:multiLevelType w:val="hybridMultilevel"/>
     <w:tmpl w:val="95AEBA84"/>
@@ -26145,7 +26936,7 @@
       </w:rPr>
     </w:lvl>
   </w:abstractNum>
-  <w:abstractNum w:abstractNumId="24" w15:restartNumberingAfterBreak="0">
+  <w:abstractNum w:abstractNumId="30" w15:restartNumberingAfterBreak="0">
     <w:nsid w:val="44DE38C9"/>
     <w:multiLevelType w:val="hybridMultilevel"/>
     <w:tmpl w:val="57A6FC8C"/>
@@ -26267,7 +27058,179 @@
       </w:rPr>
     </w:lvl>
   </w:abstractNum>
-  <w:abstractNum w:abstractNumId="25" w15:restartNumberingAfterBreak="0">
+  <w:abstractNum w:abstractNumId="31" w15:restartNumberingAfterBreak="0">
+    <w:nsid w:val="49B907FA"/>
+    <w:multiLevelType w:val="hybridMultilevel"/>
+    <w:tmpl w:val="65F83392"/>
+    <w:lvl w:ilvl="0" w:tplc="FFFFFFFF">
+      <w:start w:val="1"/>
+      <w:numFmt w:val="decimal"/>
+      <w:lvlText w:val="%1."/>
+      <w:lvlJc w:val="left"/>
+      <w:pPr>
+        <w:ind w:left="720" w:hanging="360"/>
+      </w:pPr>
+    </w:lvl>
+    <w:lvl w:ilvl="1" w:tplc="4009000F">
+      <w:start w:val="1"/>
+      <w:numFmt w:val="decimal"/>
+      <w:lvlText w:val="%2."/>
+      <w:lvlJc w:val="left"/>
+      <w:pPr>
+        <w:ind w:left="1440" w:hanging="360"/>
+      </w:pPr>
+    </w:lvl>
+    <w:lvl w:ilvl="2" w:tplc="FFFFFFFF">
+      <w:start w:val="1"/>
+      <w:numFmt w:val="lowerRoman"/>
+      <w:lvlText w:val="%3."/>
+      <w:lvlJc w:val="right"/>
+      <w:pPr>
+        <w:ind w:left="2160" w:hanging="180"/>
+      </w:pPr>
+    </w:lvl>
+    <w:lvl w:ilvl="3" w:tplc="FFFFFFFF" w:tentative="1">
+      <w:start w:val="1"/>
+      <w:numFmt w:val="decimal"/>
+      <w:lvlText w:val="%4."/>
+      <w:lvlJc w:val="left"/>
+      <w:pPr>
+        <w:ind w:left="2880" w:hanging="360"/>
+      </w:pPr>
+    </w:lvl>
+    <w:lvl w:ilvl="4" w:tplc="FFFFFFFF" w:tentative="1">
+      <w:start w:val="1"/>
+      <w:numFmt w:val="lowerLetter"/>
+      <w:lvlText w:val="%5."/>
+      <w:lvlJc w:val="left"/>
+      <w:pPr>
+        <w:ind w:left="3600" w:hanging="360"/>
+      </w:pPr>
+    </w:lvl>
+    <w:lvl w:ilvl="5" w:tplc="FFFFFFFF" w:tentative="1">
+      <w:start w:val="1"/>
+      <w:numFmt w:val="lowerRoman"/>
+      <w:lvlText w:val="%6."/>
+      <w:lvlJc w:val="right"/>
+      <w:pPr>
+        <w:ind w:left="4320" w:hanging="180"/>
+      </w:pPr>
+    </w:lvl>
+    <w:lvl w:ilvl="6" w:tplc="FFFFFFFF" w:tentative="1">
+      <w:start w:val="1"/>
+      <w:numFmt w:val="decimal"/>
+      <w:lvlText w:val="%7."/>
+      <w:lvlJc w:val="left"/>
+      <w:pPr>
+        <w:ind w:left="5040" w:hanging="360"/>
+      </w:pPr>
+    </w:lvl>
+    <w:lvl w:ilvl="7" w:tplc="FFFFFFFF" w:tentative="1">
+      <w:start w:val="1"/>
+      <w:numFmt w:val="lowerLetter"/>
+      <w:lvlText w:val="%8."/>
+      <w:lvlJc w:val="left"/>
+      <w:pPr>
+        <w:ind w:left="5760" w:hanging="360"/>
+      </w:pPr>
+    </w:lvl>
+    <w:lvl w:ilvl="8" w:tplc="FFFFFFFF" w:tentative="1">
+      <w:start w:val="1"/>
+      <w:numFmt w:val="lowerRoman"/>
+      <w:lvlText w:val="%9."/>
+      <w:lvlJc w:val="right"/>
+      <w:pPr>
+        <w:ind w:left="6480" w:hanging="180"/>
+      </w:pPr>
+    </w:lvl>
+  </w:abstractNum>
+  <w:abstractNum w:abstractNumId="32" w15:restartNumberingAfterBreak="0">
+    <w:nsid w:val="4B6C30F7"/>
+    <w:multiLevelType w:val="hybridMultilevel"/>
+    <w:tmpl w:val="6E0C500E"/>
+    <w:lvl w:ilvl="0" w:tplc="4009000F">
+      <w:start w:val="1"/>
+      <w:numFmt w:val="decimal"/>
+      <w:lvlText w:val="%1."/>
+      <w:lvlJc w:val="left"/>
+      <w:pPr>
+        <w:ind w:left="720" w:hanging="360"/>
+      </w:pPr>
+    </w:lvl>
+    <w:lvl w:ilvl="1" w:tplc="40090019">
+      <w:start w:val="1"/>
+      <w:numFmt w:val="lowerLetter"/>
+      <w:lvlText w:val="%2."/>
+      <w:lvlJc w:val="left"/>
+      <w:pPr>
+        <w:ind w:left="1440" w:hanging="360"/>
+      </w:pPr>
+    </w:lvl>
+    <w:lvl w:ilvl="2" w:tplc="4009001B">
+      <w:start w:val="1"/>
+      <w:numFmt w:val="lowerRoman"/>
+      <w:lvlText w:val="%3."/>
+      <w:lvlJc w:val="right"/>
+      <w:pPr>
+        <w:ind w:left="2160" w:hanging="180"/>
+      </w:pPr>
+    </w:lvl>
+    <w:lvl w:ilvl="3" w:tplc="4009000F" w:tentative="1">
+      <w:start w:val="1"/>
+      <w:numFmt w:val="decimal"/>
+      <w:lvlText w:val="%4."/>
+      <w:lvlJc w:val="left"/>
+      <w:pPr>
+        <w:ind w:left="2880" w:hanging="360"/>
+      </w:pPr>
+    </w:lvl>
+    <w:lvl w:ilvl="4" w:tplc="40090019" w:tentative="1">
+      <w:start w:val="1"/>
+      <w:numFmt w:val="lowerLetter"/>
+      <w:lvlText w:val="%5."/>
+      <w:lvlJc w:val="left"/>
+      <w:pPr>
+        <w:ind w:left="3600" w:hanging="360"/>
+      </w:pPr>
+    </w:lvl>
+    <w:lvl w:ilvl="5" w:tplc="4009001B" w:tentative="1">
+      <w:start w:val="1"/>
+      <w:numFmt w:val="lowerRoman"/>
+      <w:lvlText w:val="%6."/>
+      <w:lvlJc w:val="right"/>
+      <w:pPr>
+        <w:ind w:left="4320" w:hanging="180"/>
+      </w:pPr>
+    </w:lvl>
+    <w:lvl w:ilvl="6" w:tplc="4009000F" w:tentative="1">
+      <w:start w:val="1"/>
+      <w:numFmt w:val="decimal"/>
+      <w:lvlText w:val="%7."/>
+      <w:lvlJc w:val="left"/>
+      <w:pPr>
+        <w:ind w:left="5040" w:hanging="360"/>
+      </w:pPr>
+    </w:lvl>
+    <w:lvl w:ilvl="7" w:tplc="40090019" w:tentative="1">
+      <w:start w:val="1"/>
+      <w:numFmt w:val="lowerLetter"/>
+      <w:lvlText w:val="%8."/>
+      <w:lvlJc w:val="left"/>
+      <w:pPr>
+        <w:ind w:left="5760" w:hanging="360"/>
+      </w:pPr>
+    </w:lvl>
+    <w:lvl w:ilvl="8" w:tplc="4009001B" w:tentative="1">
+      <w:start w:val="1"/>
+      <w:numFmt w:val="lowerRoman"/>
+      <w:lvlText w:val="%9."/>
+      <w:lvlJc w:val="right"/>
+      <w:pPr>
+        <w:ind w:left="6480" w:hanging="180"/>
+      </w:pPr>
+    </w:lvl>
+  </w:abstractNum>
+  <w:abstractNum w:abstractNumId="33" w15:restartNumberingAfterBreak="0">
     <w:nsid w:val="51A72B23"/>
     <w:multiLevelType w:val="hybridMultilevel"/>
     <w:tmpl w:val="426699F8"/>
@@ -26380,7 +27343,122 @@
       </w:rPr>
     </w:lvl>
   </w:abstractNum>
-  <w:abstractNum w:abstractNumId="26" w15:restartNumberingAfterBreak="0">
+  <w:abstractNum w:abstractNumId="34" w15:restartNumberingAfterBreak="0">
+    <w:nsid w:val="52C47005"/>
+    <w:multiLevelType w:val="hybridMultilevel"/>
+    <w:tmpl w:val="57AA75F2"/>
+    <w:lvl w:ilvl="0" w:tplc="FFFFFFFF">
+      <w:numFmt w:val="bullet"/>
+      <w:lvlText w:val="o"/>
+      <w:lvlJc w:val="left"/>
+      <w:pPr>
+        <w:ind w:left="383" w:hanging="360"/>
+      </w:pPr>
+      <w:rPr>
+        <w:rFonts w:ascii="Courier New" w:eastAsia="Courier New" w:hAnsi="Courier New" w:cs="Courier New" w:hint="default"/>
+        <w:spacing w:val="0"/>
+        <w:w w:val="100"/>
+        <w:lang w:val="en-US" w:eastAsia="en-US" w:bidi="ar-SA"/>
+      </w:rPr>
+    </w:lvl>
+    <w:lvl w:ilvl="1" w:tplc="61DC8AEA">
+      <w:start w:val="1"/>
+      <w:numFmt w:val="bullet"/>
+      <w:lvlText w:val="o"/>
+      <w:lvlJc w:val="left"/>
+      <w:pPr>
+        <w:ind w:left="743" w:hanging="360"/>
+      </w:pPr>
+      <w:rPr>
+        <w:rFonts w:ascii="Courier New" w:hAnsi="Courier New" w:hint="default"/>
+      </w:rPr>
+    </w:lvl>
+    <w:lvl w:ilvl="2" w:tplc="FFFFFFFF">
+      <w:numFmt w:val="bullet"/>
+      <w:lvlText w:val="•"/>
+      <w:lvlJc w:val="left"/>
+      <w:pPr>
+        <w:ind w:left="1665" w:hanging="361"/>
+      </w:pPr>
+      <w:rPr>
+        <w:rFonts w:hint="default"/>
+        <w:lang w:val="en-US" w:eastAsia="en-US" w:bidi="ar-SA"/>
+      </w:rPr>
+    </w:lvl>
+    <w:lvl w:ilvl="3" w:tplc="FFFFFFFF">
+      <w:numFmt w:val="bullet"/>
+      <w:lvlText w:val="•"/>
+      <w:lvlJc w:val="left"/>
+      <w:pPr>
+        <w:ind w:left="2591" w:hanging="361"/>
+      </w:pPr>
+      <w:rPr>
+        <w:rFonts w:hint="default"/>
+        <w:lang w:val="en-US" w:eastAsia="en-US" w:bidi="ar-SA"/>
+      </w:rPr>
+    </w:lvl>
+    <w:lvl w:ilvl="4" w:tplc="FFFFFFFF">
+      <w:numFmt w:val="bullet"/>
+      <w:lvlText w:val="•"/>
+      <w:lvlJc w:val="left"/>
+      <w:pPr>
+        <w:ind w:left="3516" w:hanging="361"/>
+      </w:pPr>
+      <w:rPr>
+        <w:rFonts w:hint="default"/>
+        <w:lang w:val="en-US" w:eastAsia="en-US" w:bidi="ar-SA"/>
+      </w:rPr>
+    </w:lvl>
+    <w:lvl w:ilvl="5" w:tplc="FFFFFFFF">
+      <w:numFmt w:val="bullet"/>
+      <w:lvlText w:val="•"/>
+      <w:lvlJc w:val="left"/>
+      <w:pPr>
+        <w:ind w:left="4442" w:hanging="361"/>
+      </w:pPr>
+      <w:rPr>
+        <w:rFonts w:hint="default"/>
+        <w:lang w:val="en-US" w:eastAsia="en-US" w:bidi="ar-SA"/>
+      </w:rPr>
+    </w:lvl>
+    <w:lvl w:ilvl="6" w:tplc="FFFFFFFF">
+      <w:numFmt w:val="bullet"/>
+      <w:lvlText w:val="•"/>
+      <w:lvlJc w:val="left"/>
+      <w:pPr>
+        <w:ind w:left="5367" w:hanging="361"/>
+      </w:pPr>
+      <w:rPr>
+        <w:rFonts w:hint="default"/>
+        <w:lang w:val="en-US" w:eastAsia="en-US" w:bidi="ar-SA"/>
+      </w:rPr>
+    </w:lvl>
+    <w:lvl w:ilvl="7" w:tplc="FFFFFFFF">
+      <w:numFmt w:val="bullet"/>
+      <w:lvlText w:val="•"/>
+      <w:lvlJc w:val="left"/>
+      <w:pPr>
+        <w:ind w:left="6293" w:hanging="361"/>
+      </w:pPr>
+      <w:rPr>
+        <w:rFonts w:hint="default"/>
+        <w:lang w:val="en-US" w:eastAsia="en-US" w:bidi="ar-SA"/>
+      </w:rPr>
+    </w:lvl>
+    <w:lvl w:ilvl="8" w:tplc="FFFFFFFF">
+      <w:numFmt w:val="bullet"/>
+      <w:lvlText w:val="•"/>
+      <w:lvlJc w:val="left"/>
+      <w:pPr>
+        <w:ind w:left="7218" w:hanging="361"/>
+      </w:pPr>
+      <w:rPr>
+        <w:rFonts w:hint="default"/>
+        <w:lang w:val="en-US" w:eastAsia="en-US" w:bidi="ar-SA"/>
+      </w:rPr>
+    </w:lvl>
+  </w:abstractNum>
+  <w:abstractNum w:abstractNumId="35" w15:restartNumberingAfterBreak="0">
     <w:nsid w:val="55804F44"/>
     <w:multiLevelType w:val="hybridMultilevel"/>
     <w:tmpl w:val="594E81D8"/>
@@ -26510,7 +27588,7 @@
       </w:rPr>
     </w:lvl>
   </w:abstractNum>
-  <w:abstractNum w:abstractNumId="27" w15:restartNumberingAfterBreak="0">
+  <w:abstractNum w:abstractNumId="36" w15:restartNumberingAfterBreak="0">
     <w:nsid w:val="59170362"/>
     <w:multiLevelType w:val="hybridMultilevel"/>
     <w:tmpl w:val="F1B419D2"/>
@@ -26633,7 +27711,7 @@
       </w:rPr>
     </w:lvl>
   </w:abstractNum>
-  <w:abstractNum w:abstractNumId="28" w15:restartNumberingAfterBreak="0">
+  <w:abstractNum w:abstractNumId="37" w15:restartNumberingAfterBreak="0">
     <w:nsid w:val="5B8670F6"/>
     <w:multiLevelType w:val="hybridMultilevel"/>
     <w:tmpl w:val="C434AD56"/>
@@ -26755,7 +27833,7 @@
       </w:rPr>
     </w:lvl>
   </w:abstractNum>
-  <w:abstractNum w:abstractNumId="29" w15:restartNumberingAfterBreak="0">
+  <w:abstractNum w:abstractNumId="38" w15:restartNumberingAfterBreak="0">
     <w:nsid w:val="607B2751"/>
     <w:multiLevelType w:val="hybridMultilevel"/>
     <w:tmpl w:val="18D26E0E"/>
@@ -26868,7 +27946,7 @@
       </w:rPr>
     </w:lvl>
   </w:abstractNum>
-  <w:abstractNum w:abstractNumId="30" w15:restartNumberingAfterBreak="0">
+  <w:abstractNum w:abstractNumId="39" w15:restartNumberingAfterBreak="0">
     <w:nsid w:val="6CAD017D"/>
     <w:multiLevelType w:val="hybridMultilevel"/>
     <w:tmpl w:val="AFB2D26C"/>
@@ -26990,7 +28068,7 @@
       </w:rPr>
     </w:lvl>
   </w:abstractNum>
-  <w:abstractNum w:abstractNumId="31" w15:restartNumberingAfterBreak="0">
+  <w:abstractNum w:abstractNumId="40" w15:restartNumberingAfterBreak="0">
     <w:nsid w:val="6CCD336E"/>
     <w:multiLevelType w:val="hybridMultilevel"/>
     <w:tmpl w:val="4108472A"/>
@@ -27114,7 +28192,217 @@
       </w:rPr>
     </w:lvl>
   </w:abstractNum>
-  <w:abstractNum w:abstractNumId="32" w15:restartNumberingAfterBreak="0">
+  <w:abstractNum w:abstractNumId="41" w15:restartNumberingAfterBreak="0">
+    <w:nsid w:val="6CD90874"/>
+    <w:multiLevelType w:val="hybridMultilevel"/>
+    <w:tmpl w:val="5DBA05DA"/>
+    <w:lvl w:ilvl="0" w:tplc="40090005">
+      <w:start w:val="1"/>
+      <w:numFmt w:val="bullet"/>
+      <w:lvlText w:val=""/>
+      <w:lvlJc w:val="left"/>
+      <w:pPr>
+        <w:ind w:left="744" w:hanging="361"/>
+      </w:pPr>
+      <w:rPr>
+        <w:rFonts w:ascii="Wingdings" w:hAnsi="Wingdings" w:hint="default"/>
+        <w:spacing w:val="0"/>
+        <w:w w:val="100"/>
+        <w:lang w:val="en-US" w:eastAsia="en-US" w:bidi="ar-SA"/>
+      </w:rPr>
+    </w:lvl>
+    <w:lvl w:ilvl="1" w:tplc="FFFFFFFF">
+      <w:numFmt w:val="bullet"/>
+      <w:lvlText w:val=""/>
+      <w:lvlJc w:val="left"/>
+      <w:pPr>
+        <w:ind w:left="744" w:hanging="361"/>
+      </w:pPr>
+      <w:rPr>
+        <w:rFonts w:ascii="Wingdings" w:eastAsia="Wingdings" w:hAnsi="Wingdings" w:cs="Wingdings" w:hint="default"/>
+        <w:b w:val="0"/>
+        <w:bCs w:val="0"/>
+        <w:i w:val="0"/>
+        <w:iCs w:val="0"/>
+        <w:spacing w:val="0"/>
+        <w:w w:val="99"/>
+        <w:sz w:val="28"/>
+        <w:szCs w:val="28"/>
+        <w:lang w:val="en-US" w:eastAsia="en-US" w:bidi="ar-SA"/>
+      </w:rPr>
+    </w:lvl>
+    <w:lvl w:ilvl="2" w:tplc="FFFFFFFF">
+      <w:numFmt w:val="bullet"/>
+      <w:lvlText w:val="•"/>
+      <w:lvlJc w:val="left"/>
+      <w:pPr>
+        <w:ind w:left="2406" w:hanging="361"/>
+      </w:pPr>
+      <w:rPr>
+        <w:rFonts w:hint="default"/>
+        <w:lang w:val="en-US" w:eastAsia="en-US" w:bidi="ar-SA"/>
+      </w:rPr>
+    </w:lvl>
+    <w:lvl w:ilvl="3" w:tplc="FFFFFFFF">
+      <w:numFmt w:val="bullet"/>
+      <w:lvlText w:val="•"/>
+      <w:lvlJc w:val="left"/>
+      <w:pPr>
+        <w:ind w:left="3239" w:hanging="361"/>
+      </w:pPr>
+      <w:rPr>
+        <w:rFonts w:hint="default"/>
+        <w:lang w:val="en-US" w:eastAsia="en-US" w:bidi="ar-SA"/>
+      </w:rPr>
+    </w:lvl>
+    <w:lvl w:ilvl="4" w:tplc="FFFFFFFF">
+      <w:numFmt w:val="bullet"/>
+      <w:lvlText w:val="•"/>
+      <w:lvlJc w:val="left"/>
+      <w:pPr>
+        <w:ind w:left="4072" w:hanging="361"/>
+      </w:pPr>
+      <w:rPr>
+        <w:rFonts w:hint="default"/>
+        <w:lang w:val="en-US" w:eastAsia="en-US" w:bidi="ar-SA"/>
+      </w:rPr>
+    </w:lvl>
+    <w:lvl w:ilvl="5" w:tplc="FFFFFFFF">
+      <w:numFmt w:val="bullet"/>
+      <w:lvlText w:val="•"/>
+      <w:lvlJc w:val="left"/>
+      <w:pPr>
+        <w:ind w:left="4905" w:hanging="361"/>
+      </w:pPr>
+      <w:rPr>
+        <w:rFonts w:hint="default"/>
+        <w:lang w:val="en-US" w:eastAsia="en-US" w:bidi="ar-SA"/>
+      </w:rPr>
+    </w:lvl>
+    <w:lvl w:ilvl="6" w:tplc="FFFFFFFF">
+      <w:numFmt w:val="bullet"/>
+      <w:lvlText w:val="•"/>
+      <w:lvlJc w:val="left"/>
+      <w:pPr>
+        <w:ind w:left="5738" w:hanging="361"/>
+      </w:pPr>
+      <w:rPr>
+        <w:rFonts w:hint="default"/>
+        <w:lang w:val="en-US" w:eastAsia="en-US" w:bidi="ar-SA"/>
+      </w:rPr>
+    </w:lvl>
+    <w:lvl w:ilvl="7" w:tplc="FFFFFFFF">
+      <w:numFmt w:val="bullet"/>
+      <w:lvlText w:val="•"/>
+      <w:lvlJc w:val="left"/>
+      <w:pPr>
+        <w:ind w:left="6571" w:hanging="361"/>
+      </w:pPr>
+      <w:rPr>
+        <w:rFonts w:hint="default"/>
+        <w:lang w:val="en-US" w:eastAsia="en-US" w:bidi="ar-SA"/>
+      </w:rPr>
+    </w:lvl>
+    <w:lvl w:ilvl="8" w:tplc="FFFFFFFF">
+      <w:numFmt w:val="bullet"/>
+      <w:lvlText w:val="•"/>
+      <w:lvlJc w:val="left"/>
+      <w:pPr>
+        <w:ind w:left="7404" w:hanging="361"/>
+      </w:pPr>
+      <w:rPr>
+        <w:rFonts w:hint="default"/>
+        <w:lang w:val="en-US" w:eastAsia="en-US" w:bidi="ar-SA"/>
+      </w:rPr>
+    </w:lvl>
+  </w:abstractNum>
+  <w:abstractNum w:abstractNumId="42" w15:restartNumberingAfterBreak="0">
+    <w:nsid w:val="70083AFF"/>
+    <w:multiLevelType w:val="hybridMultilevel"/>
+    <w:tmpl w:val="0768A51E"/>
+    <w:lvl w:ilvl="0" w:tplc="4009000F">
+      <w:start w:val="1"/>
+      <w:numFmt w:val="decimal"/>
+      <w:lvlText w:val="%1."/>
+      <w:lvlJc w:val="left"/>
+      <w:pPr>
+        <w:ind w:left="720" w:hanging="360"/>
+      </w:pPr>
+    </w:lvl>
+    <w:lvl w:ilvl="1" w:tplc="40090019">
+      <w:start w:val="1"/>
+      <w:numFmt w:val="lowerLetter"/>
+      <w:lvlText w:val="%2."/>
+      <w:lvlJc w:val="left"/>
+      <w:pPr>
+        <w:ind w:left="1440" w:hanging="360"/>
+      </w:pPr>
+    </w:lvl>
+    <w:lvl w:ilvl="2" w:tplc="4009001B">
+      <w:start w:val="1"/>
+      <w:numFmt w:val="lowerRoman"/>
+      <w:lvlText w:val="%3."/>
+      <w:lvlJc w:val="right"/>
+      <w:pPr>
+        <w:ind w:left="2160" w:hanging="180"/>
+      </w:pPr>
+    </w:lvl>
+    <w:lvl w:ilvl="3" w:tplc="4009000F" w:tentative="1">
+      <w:start w:val="1"/>
+      <w:numFmt w:val="decimal"/>
+      <w:lvlText w:val="%4."/>
+      <w:lvlJc w:val="left"/>
+      <w:pPr>
+        <w:ind w:left="2880" w:hanging="360"/>
+      </w:pPr>
+    </w:lvl>
+    <w:lvl w:ilvl="4" w:tplc="40090019" w:tentative="1">
+      <w:start w:val="1"/>
+      <w:numFmt w:val="lowerLetter"/>
+      <w:lvlText w:val="%5."/>
+      <w:lvlJc w:val="left"/>
+      <w:pPr>
+        <w:ind w:left="3600" w:hanging="360"/>
+      </w:pPr>
+    </w:lvl>
+    <w:lvl w:ilvl="5" w:tplc="4009001B" w:tentative="1">
+      <w:start w:val="1"/>
+      <w:numFmt w:val="lowerRoman"/>
+      <w:lvlText w:val="%6."/>
+      <w:lvlJc w:val="right"/>
+      <w:pPr>
+        <w:ind w:left="4320" w:hanging="180"/>
+      </w:pPr>
+    </w:lvl>
+    <w:lvl w:ilvl="6" w:tplc="4009000F" w:tentative="1">
+      <w:start w:val="1"/>
+      <w:numFmt w:val="decimal"/>
+      <w:lvlText w:val="%7."/>
+      <w:lvlJc w:val="left"/>
+      <w:pPr>
+        <w:ind w:left="5040" w:hanging="360"/>
+      </w:pPr>
+    </w:lvl>
+    <w:lvl w:ilvl="7" w:tplc="40090019" w:tentative="1">
+      <w:start w:val="1"/>
+      <w:numFmt w:val="lowerLetter"/>
+      <w:lvlText w:val="%8."/>
+      <w:lvlJc w:val="left"/>
+      <w:pPr>
+        <w:ind w:left="5760" w:hanging="360"/>
+      </w:pPr>
+    </w:lvl>
+    <w:lvl w:ilvl="8" w:tplc="4009001B" w:tentative="1">
+      <w:start w:val="1"/>
+      <w:numFmt w:val="lowerRoman"/>
+      <w:lvlText w:val="%9."/>
+      <w:lvlJc w:val="right"/>
+      <w:pPr>
+        <w:ind w:left="6480" w:hanging="180"/>
+      </w:pPr>
+    </w:lvl>
+  </w:abstractNum>
+  <w:abstractNum w:abstractNumId="43" w15:restartNumberingAfterBreak="0">
     <w:nsid w:val="703E3AAB"/>
     <w:multiLevelType w:val="hybridMultilevel"/>
     <w:tmpl w:val="ED2C4CA0"/>
@@ -27236,7 +28524,7 @@
       </w:rPr>
     </w:lvl>
   </w:abstractNum>
-  <w:abstractNum w:abstractNumId="33" w15:restartNumberingAfterBreak="0">
+  <w:abstractNum w:abstractNumId="44" w15:restartNumberingAfterBreak="0">
     <w:nsid w:val="71D66E27"/>
     <w:multiLevelType w:val="hybridMultilevel"/>
     <w:tmpl w:val="35AA0532"/>
@@ -27349,7 +28637,7 @@
       </w:rPr>
     </w:lvl>
   </w:abstractNum>
-  <w:abstractNum w:abstractNumId="34" w15:restartNumberingAfterBreak="0">
+  <w:abstractNum w:abstractNumId="45" w15:restartNumberingAfterBreak="0">
     <w:nsid w:val="777514B5"/>
     <w:multiLevelType w:val="hybridMultilevel"/>
     <w:tmpl w:val="53648FEC"/>
@@ -27481,7 +28769,7 @@
       </w:rPr>
     </w:lvl>
   </w:abstractNum>
-  <w:abstractNum w:abstractNumId="35" w15:restartNumberingAfterBreak="0">
+  <w:abstractNum w:abstractNumId="46" w15:restartNumberingAfterBreak="0">
     <w:nsid w:val="796F6649"/>
     <w:multiLevelType w:val="hybridMultilevel"/>
     <w:tmpl w:val="90F446BE"/>
@@ -27605,7 +28893,7 @@
       </w:rPr>
     </w:lvl>
   </w:abstractNum>
-  <w:abstractNum w:abstractNumId="36" w15:restartNumberingAfterBreak="0">
+  <w:abstractNum w:abstractNumId="47" w15:restartNumberingAfterBreak="0">
     <w:nsid w:val="7C8253DB"/>
     <w:multiLevelType w:val="hybridMultilevel"/>
     <w:tmpl w:val="35160FC0"/>
@@ -27720,7 +29008,7 @@
       </w:rPr>
     </w:lvl>
   </w:abstractNum>
-  <w:abstractNum w:abstractNumId="37" w15:restartNumberingAfterBreak="0">
+  <w:abstractNum w:abstractNumId="48" w15:restartNumberingAfterBreak="0">
     <w:nsid w:val="7CA35F86"/>
     <w:multiLevelType w:val="hybridMultilevel"/>
     <w:tmpl w:val="3D067018"/>
@@ -27853,7 +29141,7 @@
       </w:rPr>
     </w:lvl>
   </w:abstractNum>
-  <w:abstractNum w:abstractNumId="38" w15:restartNumberingAfterBreak="0">
+  <w:abstractNum w:abstractNumId="49" w15:restartNumberingAfterBreak="0">
     <w:nsid w:val="7F53670B"/>
     <w:multiLevelType w:val="hybridMultilevel"/>
     <w:tmpl w:val="987EA2D2"/>
@@ -27967,121 +29255,154 @@
     </w:lvl>
   </w:abstractNum>
   <w:num w:numId="1" w16cid:durableId="1969772699">
-    <w:abstractNumId w:val="28"/>
+    <w:abstractNumId w:val="37"/>
   </w:num>
   <w:num w:numId="2" w16cid:durableId="1391078464">
+    <w:abstractNumId w:val="39"/>
+  </w:num>
+  <w:num w:numId="3" w16cid:durableId="1960452076">
     <w:abstractNumId w:val="30"/>
   </w:num>
-  <w:num w:numId="3" w16cid:durableId="1960452076">
-    <w:abstractNumId w:val="24"/>
-  </w:num>
   <w:num w:numId="4" w16cid:durableId="711543870">
-    <w:abstractNumId w:val="12"/>
+    <w:abstractNumId w:val="18"/>
   </w:num>
   <w:num w:numId="5" w16cid:durableId="867524547">
-    <w:abstractNumId w:val="16"/>
+    <w:abstractNumId w:val="22"/>
   </w:num>
   <w:num w:numId="6" w16cid:durableId="610821984">
-    <w:abstractNumId w:val="26"/>
+    <w:abstractNumId w:val="35"/>
   </w:num>
   <w:num w:numId="7" w16cid:durableId="204412634">
-    <w:abstractNumId w:val="8"/>
+    <w:abstractNumId w:val="13"/>
   </w:num>
   <w:num w:numId="8" w16cid:durableId="872961116">
-    <w:abstractNumId w:val="3"/>
+    <w:abstractNumId w:val="4"/>
   </w:num>
   <w:num w:numId="9" w16cid:durableId="1967003857">
-    <w:abstractNumId w:val="35"/>
+    <w:abstractNumId w:val="46"/>
   </w:num>
   <w:num w:numId="10" w16cid:durableId="774905851">
-    <w:abstractNumId w:val="32"/>
+    <w:abstractNumId w:val="43"/>
   </w:num>
   <w:num w:numId="11" w16cid:durableId="1246651067">
-    <w:abstractNumId w:val="23"/>
+    <w:abstractNumId w:val="29"/>
   </w:num>
   <w:num w:numId="12" w16cid:durableId="1859078257">
-    <w:abstractNumId w:val="18"/>
+    <w:abstractNumId w:val="24"/>
   </w:num>
   <w:num w:numId="13" w16cid:durableId="2078547219">
     <w:abstractNumId w:val="0"/>
   </w:num>
   <w:num w:numId="14" w16cid:durableId="957878179">
-    <w:abstractNumId w:val="22"/>
+    <w:abstractNumId w:val="28"/>
   </w:num>
   <w:num w:numId="15" w16cid:durableId="1940794156">
-    <w:abstractNumId w:val="17"/>
+    <w:abstractNumId w:val="23"/>
   </w:num>
   <w:num w:numId="16" w16cid:durableId="1707369776">
-    <w:abstractNumId w:val="34"/>
+    <w:abstractNumId w:val="45"/>
   </w:num>
   <w:num w:numId="17" w16cid:durableId="576524553">
-    <w:abstractNumId w:val="15"/>
+    <w:abstractNumId w:val="21"/>
   </w:num>
   <w:num w:numId="18" w16cid:durableId="1789006216">
-    <w:abstractNumId w:val="21"/>
+    <w:abstractNumId w:val="27"/>
   </w:num>
   <w:num w:numId="19" w16cid:durableId="884222792">
-    <w:abstractNumId w:val="7"/>
+    <w:abstractNumId w:val="11"/>
   </w:num>
   <w:num w:numId="20" w16cid:durableId="1423994493">
-    <w:abstractNumId w:val="27"/>
+    <w:abstractNumId w:val="36"/>
   </w:num>
   <w:num w:numId="21" w16cid:durableId="643462275">
-    <w:abstractNumId w:val="10"/>
+    <w:abstractNumId w:val="16"/>
   </w:num>
   <w:num w:numId="22" w16cid:durableId="1125008450">
-    <w:abstractNumId w:val="5"/>
+    <w:abstractNumId w:val="9"/>
   </w:num>
   <w:num w:numId="23" w16cid:durableId="1138768413">
-    <w:abstractNumId w:val="4"/>
+    <w:abstractNumId w:val="8"/>
   </w:num>
   <w:num w:numId="24" w16cid:durableId="1141924390">
-    <w:abstractNumId w:val="2"/>
+    <w:abstractNumId w:val="3"/>
   </w:num>
   <w:num w:numId="25" w16cid:durableId="2135171742">
-    <w:abstractNumId w:val="20"/>
+    <w:abstractNumId w:val="26"/>
   </w:num>
   <w:num w:numId="26" w16cid:durableId="1966889943">
-    <w:abstractNumId w:val="37"/>
+    <w:abstractNumId w:val="48"/>
   </w:num>
   <w:num w:numId="27" w16cid:durableId="1934702969">
     <w:abstractNumId w:val="1"/>
   </w:num>
   <w:num w:numId="28" w16cid:durableId="678193336">
-    <w:abstractNumId w:val="11"/>
+    <w:abstractNumId w:val="17"/>
   </w:num>
   <w:num w:numId="29" w16cid:durableId="1509370131">
-    <w:abstractNumId w:val="13"/>
+    <w:abstractNumId w:val="19"/>
   </w:num>
   <w:num w:numId="30" w16cid:durableId="911238811">
-    <w:abstractNumId w:val="36"/>
+    <w:abstractNumId w:val="47"/>
   </w:num>
   <w:num w:numId="31" w16cid:durableId="773862954">
+    <w:abstractNumId w:val="40"/>
+  </w:num>
+  <w:num w:numId="32" w16cid:durableId="773282322">
+    <w:abstractNumId w:val="20"/>
+  </w:num>
+  <w:num w:numId="33" w16cid:durableId="1839071869">
+    <w:abstractNumId w:val="15"/>
+  </w:num>
+  <w:num w:numId="34" w16cid:durableId="2015110862">
+    <w:abstractNumId w:val="44"/>
+  </w:num>
+  <w:num w:numId="35" w16cid:durableId="357395009">
+    <w:abstractNumId w:val="49"/>
+  </w:num>
+  <w:num w:numId="36" w16cid:durableId="2035836956">
+    <w:abstractNumId w:val="25"/>
+  </w:num>
+  <w:num w:numId="37" w16cid:durableId="1611083493">
+    <w:abstractNumId w:val="33"/>
+  </w:num>
+  <w:num w:numId="38" w16cid:durableId="275984397">
+    <w:abstractNumId w:val="10"/>
+  </w:num>
+  <w:num w:numId="39" w16cid:durableId="111368837">
+    <w:abstractNumId w:val="38"/>
+  </w:num>
+  <w:num w:numId="40" w16cid:durableId="360277626">
+    <w:abstractNumId w:val="6"/>
+  </w:num>
+  <w:num w:numId="41" w16cid:durableId="648093853">
+    <w:abstractNumId w:val="42"/>
+  </w:num>
+  <w:num w:numId="42" w16cid:durableId="795100628">
+    <w:abstractNumId w:val="12"/>
+  </w:num>
+  <w:num w:numId="43" w16cid:durableId="868185461">
+    <w:abstractNumId w:val="32"/>
+  </w:num>
+  <w:num w:numId="44" w16cid:durableId="300113602">
+    <w:abstractNumId w:val="2"/>
+  </w:num>
+  <w:num w:numId="45" w16cid:durableId="744255313">
     <w:abstractNumId w:val="31"/>
   </w:num>
-  <w:num w:numId="32" w16cid:durableId="773282322">
+  <w:num w:numId="46" w16cid:durableId="1416245681">
+    <w:abstractNumId w:val="7"/>
+  </w:num>
+  <w:num w:numId="47" w16cid:durableId="1813715940">
     <w:abstractNumId w:val="14"/>
   </w:num>
-  <w:num w:numId="33" w16cid:durableId="1839071869">
-    <w:abstractNumId w:val="9"/>
+  <w:num w:numId="48" w16cid:durableId="2061900412">
+    <w:abstractNumId w:val="41"/>
   </w:num>
-  <w:num w:numId="34" w16cid:durableId="2015110862">
-    <w:abstractNumId w:val="33"/>
+  <w:num w:numId="49" w16cid:durableId="263080463">
+    <w:abstractNumId w:val="5"/>
   </w:num>
-  <w:num w:numId="35" w16cid:durableId="357395009">
-    <w:abstractNumId w:val="38"/>
-  </w:num>
-  <w:num w:numId="36" w16cid:durableId="2035836956">
-    <w:abstractNumId w:val="19"/>
-  </w:num>
-  <w:num w:numId="37" w16cid:durableId="1611083493">
-    <w:abstractNumId w:val="25"/>
-  </w:num>
-  <w:num w:numId="38" w16cid:durableId="275984397">
-    <w:abstractNumId w:val="6"/>
-  </w:num>
-  <w:num w:numId="39" w16cid:durableId="111368837">
-    <w:abstractNumId w:val="29"/>
+  <w:num w:numId="50" w16cid:durableId="1368023447">
+    <w:abstractNumId w:val="34"/>
   </w:num>
 </w:numbering>
 </file>
@@ -28667,6 +29988,15 @@
       <w:szCs w:val="20"/>
     </w:rPr>
   </w:style>
+  <w:style w:type="paragraph" w:styleId="NoSpacing">
+    <w:name w:val="No Spacing"/>
+    <w:uiPriority w:val="1"/>
+    <w:qFormat/>
+    <w:rsid w:val="001D0E79"/>
+    <w:rPr>
+      <w:rFonts w:ascii="Times New Roman" w:eastAsia="Times New Roman" w:hAnsi="Times New Roman" w:cs="Times New Roman"/>
+    </w:rPr>
+  </w:style>
 </w:styles>
 </file>
 
